--- a/Descripcion-UC/Descripcion-UC002.7.docx
+++ b/Descripcion-UC/Descripcion-UC002.7.docx
@@ -1,12 +1,11 @@
 
 <file path=word/document.xml><?xml version="1.0" encoding="utf-8"?>
-<w:document xmlns:o="urn:schemas-microsoft-com:office:office" xmlns:r="http://schemas.openxmlformats.org/officeDocument/2006/relationships" xmlns:v="urn:schemas-microsoft-com:vml" xmlns:w="http://schemas.openxmlformats.org/wordprocessingml/2006/main" xmlns:w10="urn:schemas-microsoft-com:office:word" xmlns:wp="http://schemas.openxmlformats.org/drawingml/2006/wordprocessingDrawing" xmlns:wps="http://schemas.microsoft.com/office/word/2010/wordprocessingShape" xmlns:wpg="http://schemas.microsoft.com/office/word/2010/wordprocessingGroup" xmlns:mc="http://schemas.openxmlformats.org/markup-compatibility/2006" xmlns:wp14="http://schemas.microsoft.com/office/word/2010/wordprocessingDrawing" xmlns:w14="http://schemas.microsoft.com/office/word/2010/wordml" xmlns:w15="http://schemas.microsoft.com/office/word/2012/wordml" mc:Ignorable="w14 wp14 w15">
+<w:document xmlns:wpc="http://schemas.microsoft.com/office/word/2010/wordprocessingCanvas" xmlns:mc="http://schemas.openxmlformats.org/markup-compatibility/2006" xmlns:o="urn:schemas-microsoft-com:office:office" xmlns:r="http://schemas.openxmlformats.org/officeDocument/2006/relationships" xmlns:m="http://schemas.openxmlformats.org/officeDocument/2006/math" xmlns:v="urn:schemas-microsoft-com:vml" xmlns:wp14="http://schemas.microsoft.com/office/word/2010/wordprocessingDrawing" xmlns:wp="http://schemas.openxmlformats.org/drawingml/2006/wordprocessingDrawing" xmlns:w="http://schemas.openxmlformats.org/wordprocessingml/2006/main" xmlns:w14="http://schemas.microsoft.com/office/word/2010/wordml" xmlns:w10="urn:schemas-microsoft-com:office:word" xmlns:w15="http://schemas.microsoft.com/office/word/2012/wordml" xmlns:wpg="http://schemas.microsoft.com/office/word/2010/wordprocessingGroup" xmlns:wpi="http://schemas.microsoft.com/office/word/2010/wordprocessingInk" xmlns:wne="http://schemas.microsoft.com/office/word/2006/wordml" xmlns:wps="http://schemas.microsoft.com/office/word/2010/wordprocessingShape" xmlns:wpsCustomData="http://www.wps.cn/officeDocument/2013/wpsCustomData" mc:Ignorable="w14 w15 wp14">
   <w:body>
     <w:tbl>
       <w:tblPr>
         <w:tblStyle w:val="3"/>
         <w:tblW w:w="10774" w:type="dxa"/>
-        <w:jc w:val="left"/>
         <w:tblInd w:w="-601" w:type="dxa"/>
         <w:tblLayout w:type="fixed"/>
         <w:tblCellMar>
@@ -24,22 +23,28 @@
         <w:gridCol w:w="3686"/>
       </w:tblGrid>
       <w:tr>
-        <w:trPr/>
+        <w:tblPrEx>
+          <w:tblCellMar>
+            <w:top w:w="0" w:type="dxa"/>
+            <w:left w:w="108" w:type="dxa"/>
+            <w:bottom w:w="0" w:type="dxa"/>
+            <w:right w:w="108" w:type="dxa"/>
+          </w:tblCellMar>
+        </w:tblPrEx>
         <w:tc>
           <w:tcPr>
             <w:tcW w:w="7088" w:type="dxa"/>
             <w:gridSpan w:val="4"/>
             <w:tcBorders>
-              <w:top w:val="single" w:sz="4" w:space="0" w:color="000000"/>
-              <w:left w:val="single" w:sz="4" w:space="0" w:color="000000"/>
-              <w:bottom w:val="single" w:sz="4" w:space="0" w:color="000000"/>
-              <w:right w:val="single" w:sz="4" w:space="0" w:color="000000"/>
+              <w:top w:val="single" w:color="000000" w:sz="4" w:space="0"/>
+              <w:left w:val="single" w:color="000000" w:sz="4" w:space="0"/>
+              <w:bottom w:val="single" w:color="000000" w:sz="4" w:space="0"/>
+              <w:right w:val="single" w:color="000000" w:sz="4" w:space="0"/>
             </w:tcBorders>
           </w:tcPr>
           <w:p>
             <w:pPr>
-              <w:pStyle w:val="Normal"/>
-              <w:widowControl w:val="false"/>
+              <w:widowControl w:val="0"/>
               <w:spacing w:before="0" w:after="0"/>
               <w:jc w:val="left"/>
               <w:rPr>
@@ -56,16 +61,7 @@
                 <w:sz w:val="21"/>
                 <w:szCs w:val="21"/>
               </w:rPr>
-              <w:t xml:space="preserve">Nombre del Use Case: </w:t>
-            </w:r>
-            <w:r>
-              <w:rPr>
-                <w:rFonts w:cs="Calibri"/>
-                <w:kern w:val="0"/>
-                <w:sz w:val="21"/>
-                <w:szCs w:val="21"/>
-              </w:rPr>
-              <w:t>Eliminar S</w:t>
+              <w:t>Nombre del Use Case: Eliminar S</w:t>
             </w:r>
             <w:r>
               <w:rPr>
@@ -83,16 +79,15 @@
           <w:tcPr>
             <w:tcW w:w="3686" w:type="dxa"/>
             <w:tcBorders>
-              <w:top w:val="single" w:sz="4" w:space="0" w:color="000000"/>
-              <w:left w:val="single" w:sz="4" w:space="0" w:color="000000"/>
-              <w:bottom w:val="single" w:sz="4" w:space="0" w:color="000000"/>
-              <w:right w:val="single" w:sz="4" w:space="0" w:color="000000"/>
+              <w:top w:val="single" w:color="000000" w:sz="4" w:space="0"/>
+              <w:left w:val="single" w:color="000000" w:sz="4" w:space="0"/>
+              <w:bottom w:val="single" w:color="000000" w:sz="4" w:space="0"/>
+              <w:right w:val="single" w:color="000000" w:sz="4" w:space="0"/>
             </w:tcBorders>
           </w:tcPr>
           <w:p>
             <w:pPr>
-              <w:pStyle w:val="Normal"/>
-              <w:widowControl w:val="false"/>
+              <w:widowControl w:val="0"/>
               <w:spacing w:before="0" w:after="0"/>
               <w:jc w:val="left"/>
               <w:rPr>
@@ -126,22 +121,28 @@
         </w:tc>
       </w:tr>
       <w:tr>
-        <w:trPr/>
+        <w:tblPrEx>
+          <w:tblCellMar>
+            <w:top w:w="0" w:type="dxa"/>
+            <w:left w:w="108" w:type="dxa"/>
+            <w:bottom w:w="0" w:type="dxa"/>
+            <w:right w:w="108" w:type="dxa"/>
+          </w:tblCellMar>
+        </w:tblPrEx>
         <w:tc>
           <w:tcPr>
             <w:tcW w:w="4697" w:type="dxa"/>
             <w:gridSpan w:val="2"/>
             <w:tcBorders>
-              <w:top w:val="single" w:sz="4" w:space="0" w:color="000000"/>
-              <w:left w:val="single" w:sz="4" w:space="0" w:color="000000"/>
-              <w:bottom w:val="single" w:sz="4" w:space="0" w:color="000000"/>
-              <w:right w:val="single" w:sz="4" w:space="0" w:color="000000"/>
+              <w:top w:val="single" w:color="000000" w:sz="4" w:space="0"/>
+              <w:left w:val="single" w:color="000000" w:sz="4" w:space="0"/>
+              <w:bottom w:val="single" w:color="000000" w:sz="4" w:space="0"/>
+              <w:right w:val="single" w:color="000000" w:sz="4" w:space="0"/>
             </w:tcBorders>
           </w:tcPr>
           <w:p>
             <w:pPr>
-              <w:pStyle w:val="Normal"/>
-              <w:widowControl w:val="false"/>
+              <w:widowControl w:val="0"/>
               <w:spacing w:before="0" w:after="0"/>
               <w:jc w:val="left"/>
               <w:rPr>
@@ -154,7 +155,7 @@
               <mc:AlternateContent>
                 <mc:Choice Requires="wps">
                   <w:drawing>
-                    <wp:anchor behindDoc="0" distT="6985" distB="5715" distL="6985" distR="5715" simplePos="0" locked="0" layoutInCell="1" allowOverlap="1" relativeHeight="9">
+                    <wp:anchor distT="6985" distB="5715" distL="6985" distR="5715" simplePos="0" relativeHeight="251659264" behindDoc="0" locked="0" layoutInCell="1" allowOverlap="1">
                       <wp:simplePos x="0" y="0"/>
                       <wp:positionH relativeFrom="column">
                         <wp:posOffset>2078355</wp:posOffset>
@@ -166,6 +167,7 @@
                       <wp:effectExtent l="6985" t="6985" r="5715" b="5715"/>
                       <wp:wrapNone/>
                       <wp:docPr id="1" name="Forma1"/>
+                      <wp:cNvGraphicFramePr/>
                       <a:graphic xmlns:a="http://schemas.openxmlformats.org/drawingml/2006/main">
                         <a:graphicData uri="http://schemas.microsoft.com/office/word/2010/wordprocessingShape">
                           <wps:wsp>
@@ -200,9 +202,15 @@
                               </a:ln>
                             </wps:spPr>
                             <wps:style>
-                              <a:lnRef idx="0"/>
-                              <a:fillRef idx="0"/>
-                              <a:effectRef idx="0"/>
+                              <a:lnRef idx="0">
+                                <a:srgbClr val="FFFFFF"/>
+                              </a:lnRef>
+                              <a:fillRef idx="0">
+                                <a:srgbClr val="FFFFFF"/>
+                              </a:fillRef>
+                              <a:effectRef idx="0">
+                                <a:srgbClr val="FFFFFF"/>
+                              </a:effectRef>
                               <a:fontRef idx="minor"/>
                             </wps:style>
                             <wps:bodyPr/>
@@ -214,10 +222,13 @@
                 </mc:Choice>
                 <mc:Fallback>
                   <w:pict>
-                    <v:rect id="shape_0" ID="Forma1" path="m0,0l-2147483645,0l-2147483645,-2147483646l0,-2147483646xe" fillcolor="#666666" stroked="t" o:allowincell="f" style="position:absolute;margin-left:163.65pt;margin-top:3.55pt;width:10.6pt;height:7pt;mso-wrap-style:none;v-text-anchor:middle">
-                      <v:fill o:detectmouseclick="t" color2="#666666"/>
-                      <v:stroke color="black" weight="12600" joinstyle="round" endcap="flat"/>
-                      <w10:wrap type="none"/>
+                    <v:rect id="Forma1" o:spid="_x0000_s1026" o:spt="1" style="position:absolute;left:0pt;margin-left:163.65pt;margin-top:3.55pt;height:7.05pt;width:10.65pt;z-index:251659264;mso-width-relative:page;mso-height-relative:page;" fillcolor="#666666" filled="t" stroked="t" coordsize="21600,21600" o:gfxdata="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">
+                      <v:fill type="gradient" on="t" color2="#000000" angle="180" focus="50%" focussize="0,0">
+                        <o:fill type="gradientUnscaled" v:ext="backwardCompatible"/>
+                      </v:fill>
+                      <v:stroke weight="0.992125984251969pt" color="#000000" joinstyle="round"/>
+                      <v:imagedata o:title=""/>
+                      <o:lock v:ext="edit" aspectratio="f"/>
                     </v:rect>
                   </w:pict>
                 </mc:Fallback>
@@ -239,16 +250,15 @@
             <w:tcW w:w="2391" w:type="dxa"/>
             <w:gridSpan w:val="2"/>
             <w:tcBorders>
-              <w:top w:val="single" w:sz="4" w:space="0" w:color="000000"/>
-              <w:left w:val="single" w:sz="4" w:space="0" w:color="000000"/>
-              <w:bottom w:val="single" w:sz="4" w:space="0" w:color="000000"/>
-              <w:right w:val="single" w:sz="4" w:space="0" w:color="000000"/>
+              <w:top w:val="single" w:color="000000" w:sz="4" w:space="0"/>
+              <w:left w:val="single" w:color="000000" w:sz="4" w:space="0"/>
+              <w:bottom w:val="single" w:color="000000" w:sz="4" w:space="0"/>
+              <w:right w:val="single" w:color="000000" w:sz="4" w:space="0"/>
             </w:tcBorders>
           </w:tcPr>
           <w:p>
             <w:pPr>
-              <w:pStyle w:val="Normal"/>
-              <w:widowControl w:val="false"/>
+              <w:widowControl w:val="0"/>
               <w:spacing w:before="0" w:after="0"/>
               <w:jc w:val="left"/>
               <w:rPr>
@@ -261,7 +271,7 @@
               <mc:AlternateContent>
                 <mc:Choice Requires="wps">
                   <w:drawing>
-                    <wp:anchor behindDoc="0" distT="6985" distB="5715" distL="6985" distR="5715" simplePos="0" locked="0" layoutInCell="1" allowOverlap="1" relativeHeight="8">
+                    <wp:anchor distT="6985" distB="5715" distL="6985" distR="5715" simplePos="0" relativeHeight="251659264" behindDoc="0" locked="0" layoutInCell="1" allowOverlap="1">
                       <wp:simplePos x="0" y="0"/>
                       <wp:positionH relativeFrom="column">
                         <wp:posOffset>436245</wp:posOffset>
@@ -273,6 +283,7 @@
                       <wp:effectExtent l="6985" t="6985" r="5715" b="5715"/>
                       <wp:wrapNone/>
                       <wp:docPr id="2" name="Forma2"/>
+                      <wp:cNvGraphicFramePr/>
                       <a:graphic xmlns:a="http://schemas.openxmlformats.org/drawingml/2006/main">
                         <a:graphicData uri="http://schemas.microsoft.com/office/word/2010/wordprocessingShape">
                           <wps:wsp>
@@ -286,7 +297,7 @@
                                 <a:avLst/>
                               </a:prstGeom>
                               <a:solidFill>
-                                <a:srgbClr val="ffffff"/>
+                                <a:srgbClr val="FFFFFF"/>
                               </a:solidFill>
                               <a:ln w="12600">
                                 <a:solidFill>
@@ -297,9 +308,15 @@
                               </a:ln>
                             </wps:spPr>
                             <wps:style>
-                              <a:lnRef idx="0"/>
-                              <a:fillRef idx="0"/>
-                              <a:effectRef idx="0"/>
+                              <a:lnRef idx="0">
+                                <a:srgbClr val="FFFFFF"/>
+                              </a:lnRef>
+                              <a:fillRef idx="0">
+                                <a:srgbClr val="FFFFFF"/>
+                              </a:fillRef>
+                              <a:effectRef idx="0">
+                                <a:srgbClr val="FFFFFF"/>
+                              </a:effectRef>
                               <a:fontRef idx="minor"/>
                             </wps:style>
                             <wps:bodyPr/>
@@ -311,10 +328,11 @@
                 </mc:Choice>
                 <mc:Fallback>
                   <w:pict>
-                    <v:rect id="shape_0" ID="Forma2" path="m0,0l-2147483645,0l-2147483645,-2147483646l0,-2147483646xe" fillcolor="white" stroked="t" o:allowincell="f" style="position:absolute;margin-left:34.35pt;margin-top:3.55pt;width:10.6pt;height:7.1pt;mso-wrap-style:none;v-text-anchor:middle">
-                      <v:fill o:detectmouseclick="t" type="solid" color2="black"/>
-                      <v:stroke color="black" weight="12600" dashstyle="dash" joinstyle="round" endcap="flat"/>
-                      <w10:wrap type="none"/>
+                    <v:rect id="Forma2" o:spid="_x0000_s1026" o:spt="1" style="position:absolute;left:0pt;margin-left:34.35pt;margin-top:3.55pt;height:7.15pt;width:10.65pt;z-index:251659264;mso-width-relative:page;mso-height-relative:page;" fillcolor="#FFFFFF" filled="t" stroked="t" coordsize="21600,21600" o:gfxdata="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">
+                      <v:fill on="t" focussize="0,0"/>
+                      <v:stroke weight="0.992125984251969pt" color="#000000" joinstyle="round" dashstyle="dash"/>
+                      <v:imagedata o:title=""/>
+                      <o:lock v:ext="edit" aspectratio="f"/>
                     </v:rect>
                   </w:pict>
                 </mc:Fallback>
@@ -335,16 +353,15 @@
           <w:tcPr>
             <w:tcW w:w="3686" w:type="dxa"/>
             <w:tcBorders>
-              <w:top w:val="single" w:sz="4" w:space="0" w:color="000000"/>
-              <w:left w:val="single" w:sz="4" w:space="0" w:color="000000"/>
-              <w:bottom w:val="single" w:sz="4" w:space="0" w:color="000000"/>
-              <w:right w:val="single" w:sz="4" w:space="0" w:color="000000"/>
+              <w:top w:val="single" w:color="000000" w:sz="4" w:space="0"/>
+              <w:left w:val="single" w:color="000000" w:sz="4" w:space="0"/>
+              <w:bottom w:val="single" w:color="000000" w:sz="4" w:space="0"/>
+              <w:right w:val="single" w:color="000000" w:sz="4" w:space="0"/>
             </w:tcBorders>
           </w:tcPr>
           <w:p>
             <w:pPr>
-              <w:pStyle w:val="Normal"/>
-              <w:widowControl w:val="false"/>
+              <w:widowControl w:val="0"/>
               <w:spacing w:before="0" w:after="0"/>
               <w:jc w:val="left"/>
               <w:rPr>
@@ -357,7 +374,7 @@
               <mc:AlternateContent>
                 <mc:Choice Requires="wps">
                   <w:drawing>
-                    <wp:anchor behindDoc="0" distT="6985" distB="5715" distL="6985" distR="5715" simplePos="0" locked="0" layoutInCell="1" allowOverlap="1" relativeHeight="7">
+                    <wp:anchor distT="6985" distB="5715" distL="6985" distR="5715" simplePos="0" relativeHeight="251659264" behindDoc="0" locked="0" layoutInCell="1" allowOverlap="1">
                       <wp:simplePos x="0" y="0"/>
                       <wp:positionH relativeFrom="column">
                         <wp:posOffset>332740</wp:posOffset>
@@ -369,6 +386,7 @@
                       <wp:effectExtent l="6985" t="6985" r="5715" b="5715"/>
                       <wp:wrapNone/>
                       <wp:docPr id="3" name="Forma3"/>
+                      <wp:cNvGraphicFramePr/>
                       <a:graphic xmlns:a="http://schemas.openxmlformats.org/drawingml/2006/main">
                         <a:graphicData uri="http://schemas.microsoft.com/office/word/2010/wordprocessingShape">
                           <wps:wsp>
@@ -382,7 +400,7 @@
                                 <a:avLst/>
                               </a:prstGeom>
                               <a:solidFill>
-                                <a:srgbClr val="ffffff"/>
+                                <a:srgbClr val="FFFFFF"/>
                               </a:solidFill>
                               <a:ln w="12600">
                                 <a:solidFill>
@@ -393,9 +411,15 @@
                               </a:ln>
                             </wps:spPr>
                             <wps:style>
-                              <a:lnRef idx="0"/>
-                              <a:fillRef idx="0"/>
-                              <a:effectRef idx="0"/>
+                              <a:lnRef idx="0">
+                                <a:srgbClr val="FFFFFF"/>
+                              </a:lnRef>
+                              <a:fillRef idx="0">
+                                <a:srgbClr val="FFFFFF"/>
+                              </a:fillRef>
+                              <a:effectRef idx="0">
+                                <a:srgbClr val="FFFFFF"/>
+                              </a:effectRef>
                               <a:fontRef idx="minor"/>
                             </wps:style>
                             <wps:bodyPr/>
@@ -407,10 +431,11 @@
                 </mc:Choice>
                 <mc:Fallback>
                   <w:pict>
-                    <v:rect id="shape_0" ID="Forma3" path="m0,0l-2147483645,0l-2147483645,-2147483646l0,-2147483646xe" fillcolor="white" stroked="t" o:allowincell="f" style="position:absolute;margin-left:26.2pt;margin-top:3.8pt;width:10.6pt;height:7.1pt;mso-wrap-style:none;v-text-anchor:middle">
-                      <v:fill o:detectmouseclick="t" type="solid" color2="black"/>
-                      <v:stroke color="black" weight="12600" dashstyle="dash" joinstyle="round" endcap="flat"/>
-                      <w10:wrap type="none"/>
+                    <v:rect id="Forma3" o:spid="_x0000_s1026" o:spt="1" style="position:absolute;left:0pt;margin-left:26.2pt;margin-top:3.8pt;height:7.15pt;width:10.65pt;z-index:251659264;mso-width-relative:page;mso-height-relative:page;" fillcolor="#FFFFFF" filled="t" stroked="t" coordsize="21600,21600" o:gfxdata="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">
+                      <v:fill on="t" focussize="0,0"/>
+                      <v:stroke weight="0.992125984251969pt" color="#000000" joinstyle="round" dashstyle="dash"/>
+                      <v:imagedata o:title=""/>
+                      <o:lock v:ext="edit" aspectratio="f"/>
                     </v:rect>
                   </w:pict>
                 </mc:Fallback>
@@ -429,22 +454,28 @@
         </w:tc>
       </w:tr>
       <w:tr>
-        <w:trPr/>
+        <w:tblPrEx>
+          <w:tblCellMar>
+            <w:top w:w="0" w:type="dxa"/>
+            <w:left w:w="108" w:type="dxa"/>
+            <w:bottom w:w="0" w:type="dxa"/>
+            <w:right w:w="108" w:type="dxa"/>
+          </w:tblCellMar>
+        </w:tblPrEx>
         <w:tc>
           <w:tcPr>
             <w:tcW w:w="4697" w:type="dxa"/>
             <w:gridSpan w:val="2"/>
             <w:tcBorders>
-              <w:top w:val="single" w:sz="4" w:space="0" w:color="000000"/>
-              <w:left w:val="single" w:sz="4" w:space="0" w:color="000000"/>
-              <w:bottom w:val="single" w:sz="4" w:space="0" w:color="000000"/>
-              <w:right w:val="single" w:sz="4" w:space="0" w:color="000000"/>
+              <w:top w:val="single" w:color="000000" w:sz="4" w:space="0"/>
+              <w:left w:val="single" w:color="000000" w:sz="4" w:space="0"/>
+              <w:bottom w:val="single" w:color="000000" w:sz="4" w:space="0"/>
+              <w:right w:val="single" w:color="000000" w:sz="4" w:space="0"/>
             </w:tcBorders>
           </w:tcPr>
           <w:p>
             <w:pPr>
-              <w:pStyle w:val="Normal"/>
-              <w:widowControl w:val="false"/>
+              <w:widowControl w:val="0"/>
               <w:spacing w:before="0" w:after="0"/>
               <w:jc w:val="left"/>
               <w:rPr>
@@ -457,7 +488,7 @@
               <mc:AlternateContent>
                 <mc:Choice Requires="wps">
                   <w:drawing>
-                    <wp:anchor behindDoc="0" distT="6985" distB="5715" distL="6985" distR="5715" simplePos="0" locked="0" layoutInCell="1" allowOverlap="1" relativeHeight="6">
+                    <wp:anchor distT="6985" distB="5715" distL="6985" distR="5715" simplePos="0" relativeHeight="251659264" behindDoc="0" locked="0" layoutInCell="1" allowOverlap="1">
                       <wp:simplePos x="0" y="0"/>
                       <wp:positionH relativeFrom="column">
                         <wp:posOffset>2065655</wp:posOffset>
@@ -469,6 +500,7 @@
                       <wp:effectExtent l="6985" t="6985" r="5715" b="5715"/>
                       <wp:wrapNone/>
                       <wp:docPr id="4" name="Forma5"/>
+                      <wp:cNvGraphicFramePr/>
                       <a:graphic xmlns:a="http://schemas.openxmlformats.org/drawingml/2006/main">
                         <a:graphicData uri="http://schemas.microsoft.com/office/word/2010/wordprocessingShape">
                           <wps:wsp>
@@ -482,9 +514,9 @@
                                 <a:avLst/>
                               </a:prstGeom>
                               <a:solidFill>
-                                <a:srgbClr val="ffffff"/>
+                                <a:srgbClr val="FFFFFF"/>
                               </a:solidFill>
-                              <a:ln cap="rnd" w="12600">
+                              <a:ln w="12600" cap="rnd">
                                 <a:solidFill>
                                   <a:srgbClr val="000000"/>
                                 </a:solidFill>
@@ -493,9 +525,15 @@
                               </a:ln>
                             </wps:spPr>
                             <wps:style>
-                              <a:lnRef idx="0"/>
-                              <a:fillRef idx="0"/>
-                              <a:effectRef idx="0"/>
+                              <a:lnRef idx="0">
+                                <a:srgbClr val="FFFFFF"/>
+                              </a:lnRef>
+                              <a:fillRef idx="0">
+                                <a:srgbClr val="FFFFFF"/>
+                              </a:fillRef>
+                              <a:effectRef idx="0">
+                                <a:srgbClr val="FFFFFF"/>
+                              </a:effectRef>
                               <a:fontRef idx="minor"/>
                             </wps:style>
                             <wps:bodyPr/>
@@ -507,10 +545,11 @@
                 </mc:Choice>
                 <mc:Fallback>
                   <w:pict>
-                    <v:rect id="shape_0" ID="Forma5" path="m0,0l-2147483645,0l-2147483645,-2147483646l0,-2147483646xe" fillcolor="white" stroked="t" o:allowincell="f" style="position:absolute;margin-left:162.65pt;margin-top:5.2pt;width:10.6pt;height:7.1pt;mso-wrap-style:none;v-text-anchor:middle">
-                      <v:fill o:detectmouseclick="t" type="solid" color2="black"/>
-                      <v:stroke color="black" weight="12600" dashstyle="shortdot" joinstyle="round" endcap="round"/>
-                      <w10:wrap type="none"/>
+                    <v:rect id="Forma5" o:spid="_x0000_s1026" o:spt="1" style="position:absolute;left:0pt;margin-left:162.65pt;margin-top:5.2pt;height:7.15pt;width:10.65pt;z-index:251659264;mso-width-relative:page;mso-height-relative:page;" fillcolor="#FFFFFF" filled="t" stroked="t" coordsize="21600,21600" o:gfxdata="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">
+                      <v:fill on="t" focussize="0,0"/>
+                      <v:stroke weight="0.992125984251969pt" color="#000000" joinstyle="round" dashstyle="dash" endcap="round"/>
+                      <v:imagedata o:title=""/>
+                      <o:lock v:ext="edit" aspectratio="f"/>
                     </v:rect>
                   </w:pict>
                 </mc:Fallback>
@@ -532,16 +571,15 @@
             <w:tcW w:w="2391" w:type="dxa"/>
             <w:gridSpan w:val="2"/>
             <w:tcBorders>
-              <w:top w:val="single" w:sz="4" w:space="0" w:color="000000"/>
-              <w:left w:val="single" w:sz="4" w:space="0" w:color="000000"/>
-              <w:bottom w:val="single" w:sz="4" w:space="0" w:color="000000"/>
-              <w:right w:val="single" w:sz="4" w:space="0" w:color="000000"/>
+              <w:top w:val="single" w:color="000000" w:sz="4" w:space="0"/>
+              <w:left w:val="single" w:color="000000" w:sz="4" w:space="0"/>
+              <w:bottom w:val="single" w:color="000000" w:sz="4" w:space="0"/>
+              <w:right w:val="single" w:color="000000" w:sz="4" w:space="0"/>
             </w:tcBorders>
           </w:tcPr>
           <w:p>
             <w:pPr>
-              <w:pStyle w:val="Normal"/>
-              <w:widowControl w:val="false"/>
+              <w:widowControl w:val="0"/>
               <w:spacing w:before="0" w:after="0"/>
               <w:jc w:val="left"/>
               <w:rPr>
@@ -554,7 +592,7 @@
               <mc:AlternateContent>
                 <mc:Choice Requires="wps">
                   <w:drawing>
-                    <wp:anchor behindDoc="0" distT="6985" distB="5715" distL="6985" distR="5715" simplePos="0" locked="0" layoutInCell="1" allowOverlap="1" relativeHeight="5">
+                    <wp:anchor distT="6985" distB="5715" distL="6985" distR="5715" simplePos="0" relativeHeight="251659264" behindDoc="0" locked="0" layoutInCell="1" allowOverlap="1">
                       <wp:simplePos x="0" y="0"/>
                       <wp:positionH relativeFrom="column">
                         <wp:posOffset>437515</wp:posOffset>
@@ -566,6 +604,7 @@
                       <wp:effectExtent l="6985" t="6985" r="5715" b="5715"/>
                       <wp:wrapNone/>
                       <wp:docPr id="5" name="Forma6"/>
+                      <wp:cNvGraphicFramePr/>
                       <a:graphic xmlns:a="http://schemas.openxmlformats.org/drawingml/2006/main">
                         <a:graphicData uri="http://schemas.microsoft.com/office/word/2010/wordprocessingShape">
                           <wps:wsp>
@@ -590,9 +629,15 @@
                               </a:ln>
                             </wps:spPr>
                             <wps:style>
-                              <a:lnRef idx="0"/>
-                              <a:fillRef idx="0"/>
-                              <a:effectRef idx="0"/>
+                              <a:lnRef idx="0">
+                                <a:srgbClr val="FFFFFF"/>
+                              </a:lnRef>
+                              <a:fillRef idx="0">
+                                <a:srgbClr val="FFFFFF"/>
+                              </a:fillRef>
+                              <a:effectRef idx="0">
+                                <a:srgbClr val="FFFFFF"/>
+                              </a:effectRef>
                               <a:fontRef idx="minor"/>
                             </wps:style>
                             <wps:bodyPr/>
@@ -604,10 +649,11 @@
                 </mc:Choice>
                 <mc:Fallback>
                   <w:pict>
-                    <v:rect id="shape_0" ID="Forma6" path="m0,0l-2147483645,0l-2147483645,-2147483646l0,-2147483646xe" fillcolor="black" stroked="t" o:allowincell="f" style="position:absolute;margin-left:34.45pt;margin-top:5.35pt;width:10.6pt;height:7.1pt;mso-wrap-style:none;v-text-anchor:middle">
-                      <v:fill o:detectmouseclick="t" type="solid" color2="white"/>
-                      <v:stroke color="black" weight="12600" dashstyle="dash" joinstyle="round" endcap="flat"/>
-                      <w10:wrap type="none"/>
+                    <v:rect id="Forma6" o:spid="_x0000_s1026" o:spt="1" style="position:absolute;left:0pt;margin-left:34.45pt;margin-top:5.35pt;height:7.15pt;width:10.65pt;z-index:251659264;mso-width-relative:page;mso-height-relative:page;" fillcolor="#000000" filled="t" stroked="t" coordsize="21600,21600" o:gfxdata="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">
+                      <v:fill on="t" focussize="0,0"/>
+                      <v:stroke weight="0.992125984251969pt" color="#000000" joinstyle="round" dashstyle="dash"/>
+                      <v:imagedata o:title=""/>
+                      <o:lock v:ext="edit" aspectratio="f"/>
                     </v:rect>
                   </w:pict>
                 </mc:Fallback>
@@ -628,16 +674,15 @@
           <w:tcPr>
             <w:tcW w:w="3686" w:type="dxa"/>
             <w:tcBorders>
-              <w:top w:val="single" w:sz="4" w:space="0" w:color="000000"/>
-              <w:left w:val="single" w:sz="4" w:space="0" w:color="000000"/>
-              <w:bottom w:val="single" w:sz="4" w:space="0" w:color="000000"/>
-              <w:right w:val="single" w:sz="4" w:space="0" w:color="000000"/>
+              <w:top w:val="single" w:color="000000" w:sz="4" w:space="0"/>
+              <w:left w:val="single" w:color="000000" w:sz="4" w:space="0"/>
+              <w:bottom w:val="single" w:color="000000" w:sz="4" w:space="0"/>
+              <w:right w:val="single" w:color="000000" w:sz="4" w:space="0"/>
             </w:tcBorders>
           </w:tcPr>
           <w:p>
             <w:pPr>
-              <w:pStyle w:val="Normal"/>
-              <w:widowControl w:val="false"/>
+              <w:widowControl w:val="0"/>
               <w:spacing w:before="0" w:after="0"/>
               <w:jc w:val="left"/>
               <w:rPr>
@@ -650,7 +695,7 @@
               <mc:AlternateContent>
                 <mc:Choice Requires="wps">
                   <w:drawing>
-                    <wp:anchor behindDoc="0" distT="6985" distB="5715" distL="6985" distR="5715" simplePos="0" locked="0" layoutInCell="1" allowOverlap="1" relativeHeight="4">
+                    <wp:anchor distT="6985" distB="5715" distL="6985" distR="5715" simplePos="0" relativeHeight="251659264" behindDoc="0" locked="0" layoutInCell="1" allowOverlap="1">
                       <wp:simplePos x="0" y="0"/>
                       <wp:positionH relativeFrom="column">
                         <wp:posOffset>319405</wp:posOffset>
@@ -662,6 +707,7 @@
                       <wp:effectExtent l="6985" t="6985" r="5715" b="5715"/>
                       <wp:wrapNone/>
                       <wp:docPr id="6" name="Forma4"/>
+                      <wp:cNvGraphicFramePr/>
                       <a:graphic xmlns:a="http://schemas.openxmlformats.org/drawingml/2006/main">
                         <a:graphicData uri="http://schemas.microsoft.com/office/word/2010/wordprocessingShape">
                           <wps:wsp>
@@ -675,7 +721,7 @@
                                 <a:avLst/>
                               </a:prstGeom>
                               <a:solidFill>
-                                <a:srgbClr val="ffffff"/>
+                                <a:srgbClr val="FFFFFF"/>
                               </a:solidFill>
                               <a:ln w="12600">
                                 <a:solidFill>
@@ -686,9 +732,15 @@
                               </a:ln>
                             </wps:spPr>
                             <wps:style>
-                              <a:lnRef idx="0"/>
-                              <a:fillRef idx="0"/>
-                              <a:effectRef idx="0"/>
+                              <a:lnRef idx="0">
+                                <a:srgbClr val="FFFFFF"/>
+                              </a:lnRef>
+                              <a:fillRef idx="0">
+                                <a:srgbClr val="FFFFFF"/>
+                              </a:fillRef>
+                              <a:effectRef idx="0">
+                                <a:srgbClr val="FFFFFF"/>
+                              </a:effectRef>
                               <a:fontRef idx="minor"/>
                             </wps:style>
                             <wps:bodyPr/>
@@ -700,10 +752,11 @@
                 </mc:Choice>
                 <mc:Fallback>
                   <w:pict>
-                    <v:rect id="shape_0" ID="Forma4" path="m0,0l-2147483645,0l-2147483645,-2147483646l0,-2147483646xe" fillcolor="white" stroked="t" o:allowincell="f" style="position:absolute;margin-left:25.15pt;margin-top:4.05pt;width:10.8pt;height:7.1pt;mso-wrap-style:none;v-text-anchor:middle">
-                      <v:fill o:detectmouseclick="t" type="solid" color2="black"/>
-                      <v:stroke color="black" weight="12600" dashstyle="dash" joinstyle="round" endcap="flat"/>
-                      <w10:wrap type="none"/>
+                    <v:rect id="Forma4" o:spid="_x0000_s1026" o:spt="1" style="position:absolute;left:0pt;margin-left:25.15pt;margin-top:4.05pt;height:7.15pt;width:10.85pt;z-index:251659264;mso-width-relative:page;mso-height-relative:page;" fillcolor="#FFFFFF" filled="t" stroked="t" coordsize="21600,21600" o:gfxdata="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">
+                      <v:fill on="t" focussize="0,0"/>
+                      <v:stroke weight="0.992125984251969pt" color="#000000" joinstyle="round" dashstyle="dash"/>
+                      <v:imagedata o:title=""/>
+                      <o:lock v:ext="edit" aspectratio="f"/>
                     </v:rect>
                   </w:pict>
                 </mc:Fallback>
@@ -722,22 +775,28 @@
         </w:tc>
       </w:tr>
       <w:tr>
-        <w:trPr/>
+        <w:tblPrEx>
+          <w:tblCellMar>
+            <w:top w:w="0" w:type="dxa"/>
+            <w:left w:w="108" w:type="dxa"/>
+            <w:bottom w:w="0" w:type="dxa"/>
+            <w:right w:w="108" w:type="dxa"/>
+          </w:tblCellMar>
+        </w:tblPrEx>
         <w:tc>
           <w:tcPr>
             <w:tcW w:w="4697" w:type="dxa"/>
             <w:gridSpan w:val="2"/>
             <w:tcBorders>
-              <w:top w:val="single" w:sz="4" w:space="0" w:color="000000"/>
-              <w:left w:val="single" w:sz="4" w:space="0" w:color="000000"/>
-              <w:bottom w:val="single" w:sz="4" w:space="0" w:color="000000"/>
-              <w:right w:val="single" w:sz="4" w:space="0" w:color="000000"/>
+              <w:top w:val="single" w:color="000000" w:sz="4" w:space="0"/>
+              <w:left w:val="single" w:color="000000" w:sz="4" w:space="0"/>
+              <w:bottom w:val="single" w:color="000000" w:sz="4" w:space="0"/>
+              <w:right w:val="single" w:color="000000" w:sz="4" w:space="0"/>
             </w:tcBorders>
           </w:tcPr>
           <w:p>
             <w:pPr>
-              <w:pStyle w:val="Normal"/>
-              <w:widowControl w:val="false"/>
+              <w:widowControl w:val="0"/>
               <w:spacing w:before="0" w:after="0"/>
               <w:jc w:val="left"/>
               <w:rPr>
@@ -762,16 +821,15 @@
             <w:tcW w:w="6077" w:type="dxa"/>
             <w:gridSpan w:val="3"/>
             <w:tcBorders>
-              <w:top w:val="single" w:sz="4" w:space="0" w:color="000000"/>
-              <w:left w:val="single" w:sz="4" w:space="0" w:color="000000"/>
-              <w:bottom w:val="single" w:sz="4" w:space="0" w:color="000000"/>
-              <w:right w:val="single" w:sz="4" w:space="0" w:color="000000"/>
+              <w:top w:val="single" w:color="000000" w:sz="4" w:space="0"/>
+              <w:left w:val="single" w:color="000000" w:sz="4" w:space="0"/>
+              <w:bottom w:val="single" w:color="000000" w:sz="4" w:space="0"/>
+              <w:right w:val="single" w:color="000000" w:sz="4" w:space="0"/>
             </w:tcBorders>
           </w:tcPr>
           <w:p>
             <w:pPr>
-              <w:pStyle w:val="Normal"/>
-              <w:widowControl w:val="false"/>
+              <w:widowControl w:val="0"/>
               <w:spacing w:before="0" w:after="0"/>
               <w:jc w:val="left"/>
               <w:rPr>
@@ -804,22 +862,28 @@
         </w:tc>
       </w:tr>
       <w:tr>
-        <w:trPr/>
+        <w:tblPrEx>
+          <w:tblCellMar>
+            <w:top w:w="0" w:type="dxa"/>
+            <w:left w:w="108" w:type="dxa"/>
+            <w:bottom w:w="0" w:type="dxa"/>
+            <w:right w:w="108" w:type="dxa"/>
+          </w:tblCellMar>
+        </w:tblPrEx>
         <w:tc>
           <w:tcPr>
             <w:tcW w:w="10774" w:type="dxa"/>
             <w:gridSpan w:val="5"/>
             <w:tcBorders>
-              <w:top w:val="single" w:sz="4" w:space="0" w:color="000000"/>
-              <w:left w:val="single" w:sz="4" w:space="0" w:color="000000"/>
-              <w:bottom w:val="single" w:sz="4" w:space="0" w:color="000000"/>
-              <w:right w:val="single" w:sz="4" w:space="0" w:color="000000"/>
+              <w:top w:val="single" w:color="000000" w:sz="4" w:space="0"/>
+              <w:left w:val="single" w:color="000000" w:sz="4" w:space="0"/>
+              <w:bottom w:val="single" w:color="000000" w:sz="4" w:space="0"/>
+              <w:right w:val="single" w:color="000000" w:sz="4" w:space="0"/>
             </w:tcBorders>
           </w:tcPr>
           <w:p>
             <w:pPr>
-              <w:pStyle w:val="Normal"/>
-              <w:widowControl w:val="false"/>
+              <w:widowControl w:val="0"/>
               <w:spacing w:before="0" w:after="0"/>
               <w:jc w:val="left"/>
               <w:rPr>
@@ -833,7 +897,7 @@
               <mc:AlternateContent>
                 <mc:Choice Requires="wps">
                   <w:drawing>
-                    <wp:anchor behindDoc="0" distT="6350" distB="6350" distL="6350" distR="6350" simplePos="0" locked="0" layoutInCell="1" allowOverlap="1" relativeHeight="2">
+                    <wp:anchor distT="6350" distB="6350" distL="6350" distR="6350" simplePos="0" relativeHeight="251659264" behindDoc="0" locked="0" layoutInCell="1" allowOverlap="1">
                       <wp:simplePos x="0" y="0"/>
                       <wp:positionH relativeFrom="column">
                         <wp:posOffset>2062480</wp:posOffset>
@@ -845,6 +909,7 @@
                       <wp:effectExtent l="6350" t="6350" r="6350" b="6350"/>
                       <wp:wrapNone/>
                       <wp:docPr id="7" name="Forma8"/>
+                      <wp:cNvGraphicFramePr/>
                       <a:graphic xmlns:a="http://schemas.openxmlformats.org/drawingml/2006/main">
                         <a:graphicData uri="http://schemas.microsoft.com/office/word/2010/wordprocessingShape">
                           <wps:wsp>
@@ -879,9 +944,15 @@
                               </a:ln>
                             </wps:spPr>
                             <wps:style>
-                              <a:lnRef idx="0"/>
-                              <a:fillRef idx="0"/>
-                              <a:effectRef idx="0"/>
+                              <a:lnRef idx="0">
+                                <a:srgbClr val="FFFFFF"/>
+                              </a:lnRef>
+                              <a:fillRef idx="0">
+                                <a:srgbClr val="FFFFFF"/>
+                              </a:fillRef>
+                              <a:effectRef idx="0">
+                                <a:srgbClr val="FFFFFF"/>
+                              </a:effectRef>
                               <a:fontRef idx="minor"/>
                             </wps:style>
                             <wps:bodyPr/>
@@ -893,18 +964,23 @@
                 </mc:Choice>
                 <mc:Fallback>
                   <w:pict>
-                    <v:rect id="shape_0" ID="Forma8" path="m0,0l-2147483645,0l-2147483645,-2147483646l0,-2147483646xe" fillcolor="#666666" stroked="t" o:allowincell="f" style="position:absolute;margin-left:162.4pt;margin-top:2.95pt;width:13.05pt;height:8.45pt;mso-wrap-style:none;v-text-anchor:middle">
-                      <v:fill o:detectmouseclick="t" color2="#666666"/>
-                      <v:stroke color="black" weight="12600" joinstyle="round" endcap="flat"/>
-                      <w10:wrap type="none"/>
+                    <v:rect id="Forma8" o:spid="_x0000_s1026" o:spt="1" style="position:absolute;left:0pt;margin-left:162.4pt;margin-top:2.95pt;height:8.5pt;width:13.1pt;z-index:251659264;mso-width-relative:page;mso-height-relative:page;" fillcolor="#666666" filled="t" stroked="t" coordsize="21600,21600" o:gfxdata="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">
+                      <v:fill type="gradient" on="t" color2="#000000" angle="180" focus="50%" focussize="0,0">
+                        <o:fill type="gradientUnscaled" v:ext="backwardCompatible"/>
+                      </v:fill>
+                      <v:stroke weight="0.992125984251969pt" color="#000000" joinstyle="round"/>
+                      <v:imagedata o:title=""/>
+                      <o:lock v:ext="edit" aspectratio="f"/>
                     </v:rect>
                   </w:pict>
                 </mc:Fallback>
               </mc:AlternateContent>
+            </w:r>
+            <w:r>
               <mc:AlternateContent>
                 <mc:Choice Requires="wps">
                   <w:drawing>
-                    <wp:anchor behindDoc="0" distT="6985" distB="5715" distL="6350" distR="6350" simplePos="0" locked="0" layoutInCell="1" allowOverlap="1" relativeHeight="3">
+                    <wp:anchor distT="6985" distB="5715" distL="6350" distR="6350" simplePos="0" relativeHeight="251659264" behindDoc="0" locked="0" layoutInCell="1" allowOverlap="1">
                       <wp:simplePos x="0" y="0"/>
                       <wp:positionH relativeFrom="column">
                         <wp:posOffset>3084195</wp:posOffset>
@@ -916,6 +992,7 @@
                       <wp:effectExtent l="6350" t="6985" r="6350" b="5715"/>
                       <wp:wrapNone/>
                       <wp:docPr id="8" name="Forma7"/>
+                      <wp:cNvGraphicFramePr/>
                       <a:graphic xmlns:a="http://schemas.openxmlformats.org/drawingml/2006/main">
                         <a:graphicData uri="http://schemas.microsoft.com/office/word/2010/wordprocessingShape">
                           <wps:wsp>
@@ -929,7 +1006,7 @@
                                 <a:avLst/>
                               </a:prstGeom>
                               <a:solidFill>
-                                <a:srgbClr val="ffffff"/>
+                                <a:srgbClr val="FFFFFF"/>
                               </a:solidFill>
                               <a:ln w="12600">
                                 <a:solidFill>
@@ -940,9 +1017,15 @@
                               </a:ln>
                             </wps:spPr>
                             <wps:style>
-                              <a:lnRef idx="0"/>
-                              <a:fillRef idx="0"/>
-                              <a:effectRef idx="0"/>
+                              <a:lnRef idx="0">
+                                <a:srgbClr val="FFFFFF"/>
+                              </a:lnRef>
+                              <a:fillRef idx="0">
+                                <a:srgbClr val="FFFFFF"/>
+                              </a:fillRef>
+                              <a:effectRef idx="0">
+                                <a:srgbClr val="FFFFFF"/>
+                              </a:effectRef>
                               <a:fontRef idx="minor"/>
                             </wps:style>
                             <wps:bodyPr/>
@@ -954,10 +1037,11 @@
                 </mc:Choice>
                 <mc:Fallback>
                   <w:pict>
-                    <v:rect id="shape_0" ID="Forma7" path="m0,0l-2147483645,0l-2147483645,-2147483646l0,-2147483646xe" fillcolor="white" stroked="t" o:allowincell="f" style="position:absolute;margin-left:242.85pt;margin-top:3.3pt;width:10.55pt;height:8.2pt;mso-wrap-style:none;v-text-anchor:middle">
-                      <v:fill o:detectmouseclick="t" type="solid" color2="black"/>
-                      <v:stroke color="black" weight="12600" dashstyle="dash" joinstyle="round" endcap="flat"/>
-                      <w10:wrap type="none"/>
+                    <v:rect id="Forma7" o:spid="_x0000_s1026" o:spt="1" style="position:absolute;left:0pt;margin-left:242.85pt;margin-top:3.3pt;height:8.25pt;width:10.6pt;z-index:251659264;mso-width-relative:page;mso-height-relative:page;" fillcolor="#FFFFFF" filled="t" stroked="t" coordsize="21600,21600" o:gfxdata="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">
+                      <v:fill on="t" focussize="0,0"/>
+                      <v:stroke weight="0.992125984251969pt" color="#000000" joinstyle="round" dashstyle="dash"/>
+                      <v:imagedata o:title=""/>
+                      <o:lock v:ext="edit" aspectratio="f"/>
                     </v:rect>
                   </w:pict>
                 </mc:Fallback>
@@ -976,22 +1060,28 @@
         </w:tc>
       </w:tr>
       <w:tr>
-        <w:trPr/>
+        <w:tblPrEx>
+          <w:tblCellMar>
+            <w:top w:w="0" w:type="dxa"/>
+            <w:left w:w="108" w:type="dxa"/>
+            <w:bottom w:w="0" w:type="dxa"/>
+            <w:right w:w="108" w:type="dxa"/>
+          </w:tblCellMar>
+        </w:tblPrEx>
         <w:tc>
           <w:tcPr>
             <w:tcW w:w="10774" w:type="dxa"/>
             <w:gridSpan w:val="5"/>
             <w:tcBorders>
-              <w:top w:val="single" w:sz="4" w:space="0" w:color="000000"/>
-              <w:left w:val="single" w:sz="4" w:space="0" w:color="000000"/>
-              <w:bottom w:val="single" w:sz="4" w:space="0" w:color="000000"/>
-              <w:right w:val="single" w:sz="4" w:space="0" w:color="000000"/>
+              <w:top w:val="single" w:color="000000" w:sz="4" w:space="0"/>
+              <w:left w:val="single" w:color="000000" w:sz="4" w:space="0"/>
+              <w:bottom w:val="single" w:color="000000" w:sz="4" w:space="0"/>
+              <w:right w:val="single" w:color="000000" w:sz="4" w:space="0"/>
             </w:tcBorders>
           </w:tcPr>
           <w:p>
             <w:pPr>
-              <w:pStyle w:val="Normal"/>
-              <w:widowControl w:val="false"/>
+              <w:widowControl w:val="0"/>
               <w:spacing w:before="0" w:after="0"/>
               <w:jc w:val="left"/>
               <w:rPr>
@@ -1032,22 +1122,28 @@
         </w:tc>
       </w:tr>
       <w:tr>
-        <w:trPr/>
+        <w:tblPrEx>
+          <w:tblCellMar>
+            <w:top w:w="0" w:type="dxa"/>
+            <w:left w:w="108" w:type="dxa"/>
+            <w:bottom w:w="0" w:type="dxa"/>
+            <w:right w:w="108" w:type="dxa"/>
+          </w:tblCellMar>
+        </w:tblPrEx>
         <w:tc>
           <w:tcPr>
             <w:tcW w:w="10774" w:type="dxa"/>
             <w:gridSpan w:val="5"/>
             <w:tcBorders>
-              <w:top w:val="single" w:sz="4" w:space="0" w:color="000000"/>
-              <w:left w:val="single" w:sz="4" w:space="0" w:color="000000"/>
-              <w:bottom w:val="single" w:sz="4" w:space="0" w:color="000000"/>
-              <w:right w:val="single" w:sz="4" w:space="0" w:color="000000"/>
+              <w:top w:val="single" w:color="000000" w:sz="4" w:space="0"/>
+              <w:left w:val="single" w:color="000000" w:sz="4" w:space="0"/>
+              <w:bottom w:val="single" w:color="000000" w:sz="4" w:space="0"/>
+              <w:right w:val="single" w:color="000000" w:sz="4" w:space="0"/>
             </w:tcBorders>
           </w:tcPr>
           <w:p>
             <w:pPr>
-              <w:pStyle w:val="Normal"/>
-              <w:widowControl w:val="false"/>
+              <w:widowControl w:val="0"/>
               <w:spacing w:before="0" w:after="0"/>
               <w:jc w:val="left"/>
               <w:rPr>
@@ -1068,9 +1164,8 @@
           </w:p>
           <w:p>
             <w:pPr>
-              <w:pStyle w:val="Normal"/>
-              <w:keepNext w:val="false"/>
-              <w:keepLines w:val="false"/>
+              <w:keepNext w:val="0"/>
+              <w:keepLines w:val="0"/>
               <w:widowControl/>
               <w:suppressLineNumbers w:val="0"/>
               <w:spacing w:before="0" w:after="200"/>
@@ -1104,23 +1199,29 @@
         </w:tc>
       </w:tr>
       <w:tr>
-        <w:trPr/>
+        <w:tblPrEx>
+          <w:tblCellMar>
+            <w:top w:w="0" w:type="dxa"/>
+            <w:left w:w="108" w:type="dxa"/>
+            <w:bottom w:w="0" w:type="dxa"/>
+            <w:right w:w="108" w:type="dxa"/>
+          </w:tblCellMar>
+        </w:tblPrEx>
         <w:tc>
           <w:tcPr>
             <w:tcW w:w="2345" w:type="dxa"/>
             <w:vMerge w:val="restart"/>
             <w:tcBorders>
-              <w:top w:val="single" w:sz="4" w:space="0" w:color="000000"/>
-              <w:left w:val="single" w:sz="4" w:space="0" w:color="000000"/>
-              <w:bottom w:val="single" w:sz="4" w:space="0" w:color="000000"/>
-              <w:right w:val="single" w:sz="4" w:space="0" w:color="000000"/>
+              <w:top w:val="single" w:color="000000" w:sz="4" w:space="0"/>
+              <w:left w:val="single" w:color="000000" w:sz="4" w:space="0"/>
+              <w:bottom w:val="single" w:color="000000" w:sz="4" w:space="0"/>
+              <w:right w:val="single" w:color="000000" w:sz="4" w:space="0"/>
             </w:tcBorders>
             <w:vAlign w:val="center"/>
           </w:tcPr>
           <w:p>
             <w:pPr>
-              <w:pStyle w:val="Normal"/>
-              <w:widowControl w:val="false"/>
+              <w:widowControl w:val="0"/>
               <w:spacing w:before="0" w:after="0"/>
               <w:jc w:val="left"/>
               <w:rPr>
@@ -1145,16 +1246,15 @@
             <w:tcW w:w="8429" w:type="dxa"/>
             <w:gridSpan w:val="4"/>
             <w:tcBorders>
-              <w:top w:val="single" w:sz="4" w:space="0" w:color="000000"/>
-              <w:left w:val="single" w:sz="4" w:space="0" w:color="000000"/>
-              <w:bottom w:val="single" w:sz="4" w:space="0" w:color="000000"/>
-              <w:right w:val="single" w:sz="4" w:space="0" w:color="000000"/>
+              <w:top w:val="single" w:color="000000" w:sz="4" w:space="0"/>
+              <w:left w:val="single" w:color="000000" w:sz="4" w:space="0"/>
+              <w:bottom w:val="single" w:color="000000" w:sz="4" w:space="0"/>
+              <w:right w:val="single" w:color="000000" w:sz="4" w:space="0"/>
             </w:tcBorders>
           </w:tcPr>
           <w:p>
             <w:pPr>
-              <w:pStyle w:val="Normal"/>
-              <w:widowControl w:val="false"/>
+              <w:widowControl w:val="0"/>
               <w:spacing w:before="0" w:after="0"/>
               <w:jc w:val="left"/>
               <w:rPr>
@@ -1175,8 +1275,7 @@
           </w:p>
           <w:p>
             <w:pPr>
-              <w:pStyle w:val="Normal"/>
-              <w:widowControl w:val="false"/>
+              <w:widowControl w:val="0"/>
               <w:spacing w:before="0" w:after="0"/>
               <w:jc w:val="left"/>
               <w:rPr>
@@ -1207,21 +1306,27 @@
         </w:tc>
       </w:tr>
       <w:tr>
-        <w:trPr/>
+        <w:tblPrEx>
+          <w:tblCellMar>
+            <w:top w:w="0" w:type="dxa"/>
+            <w:left w:w="108" w:type="dxa"/>
+            <w:bottom w:w="0" w:type="dxa"/>
+            <w:right w:w="108" w:type="dxa"/>
+          </w:tblCellMar>
+        </w:tblPrEx>
         <w:tc>
           <w:tcPr>
             <w:tcW w:w="2345" w:type="dxa"/>
             <w:vMerge w:val="continue"/>
             <w:tcBorders>
-              <w:top w:val="single" w:sz="4" w:space="0" w:color="000000"/>
-              <w:left w:val="single" w:sz="4" w:space="0" w:color="000000"/>
-              <w:bottom w:val="single" w:sz="4" w:space="0" w:color="000000"/>
-              <w:right w:val="single" w:sz="4" w:space="0" w:color="000000"/>
+              <w:top w:val="single" w:color="000000" w:sz="4" w:space="0"/>
+              <w:left w:val="single" w:color="000000" w:sz="4" w:space="0"/>
+              <w:bottom w:val="single" w:color="000000" w:sz="4" w:space="0"/>
+              <w:right w:val="single" w:color="000000" w:sz="4" w:space="0"/>
             </w:tcBorders>
           </w:tcPr>
           <w:p>
             <w:pPr>
-              <w:pStyle w:val="Normal"/>
               <w:widowControl/>
               <w:spacing w:before="0" w:after="200"/>
               <w:jc w:val="left"/>
@@ -1231,14 +1336,6 @@
                 <w:szCs w:val="21"/>
               </w:rPr>
             </w:pPr>
-            <w:r>
-              <w:rPr>
-                <w:rFonts w:cs="Calibri"/>
-                <w:kern w:val="0"/>
-                <w:sz w:val="21"/>
-                <w:szCs w:val="21"/>
-              </w:rPr>
-            </w:r>
           </w:p>
         </w:tc>
         <w:tc>
@@ -1246,16 +1343,15 @@
             <w:tcW w:w="8429" w:type="dxa"/>
             <w:gridSpan w:val="4"/>
             <w:tcBorders>
-              <w:top w:val="single" w:sz="4" w:space="0" w:color="000000"/>
-              <w:left w:val="single" w:sz="4" w:space="0" w:color="000000"/>
-              <w:bottom w:val="single" w:sz="4" w:space="0" w:color="000000"/>
-              <w:right w:val="single" w:sz="4" w:space="0" w:color="000000"/>
+              <w:top w:val="single" w:color="000000" w:sz="4" w:space="0"/>
+              <w:left w:val="single" w:color="000000" w:sz="4" w:space="0"/>
+              <w:bottom w:val="single" w:color="000000" w:sz="4" w:space="0"/>
+              <w:right w:val="single" w:color="000000" w:sz="4" w:space="0"/>
             </w:tcBorders>
           </w:tcPr>
           <w:p>
             <w:pPr>
-              <w:pStyle w:val="Normal"/>
-              <w:widowControl w:val="false"/>
+              <w:widowControl w:val="0"/>
               <w:spacing w:before="0" w:after="0"/>
               <w:jc w:val="left"/>
               <w:rPr>
@@ -1276,8 +1372,7 @@
           </w:p>
           <w:p>
             <w:pPr>
-              <w:pStyle w:val="Normal"/>
-              <w:widowControl w:val="false"/>
+              <w:widowControl w:val="0"/>
               <w:spacing w:before="0" w:after="0"/>
               <w:jc w:val="left"/>
               <w:rPr>
@@ -1308,22 +1403,28 @@
         </w:tc>
       </w:tr>
       <w:tr>
-        <w:trPr/>
+        <w:tblPrEx>
+          <w:tblCellMar>
+            <w:top w:w="0" w:type="dxa"/>
+            <w:left w:w="108" w:type="dxa"/>
+            <w:bottom w:w="0" w:type="dxa"/>
+            <w:right w:w="108" w:type="dxa"/>
+          </w:tblCellMar>
+        </w:tblPrEx>
         <w:tc>
           <w:tcPr>
             <w:tcW w:w="5101" w:type="dxa"/>
             <w:gridSpan w:val="3"/>
             <w:tcBorders>
-              <w:top w:val="single" w:sz="4" w:space="0" w:color="000000"/>
-              <w:left w:val="single" w:sz="4" w:space="0" w:color="000000"/>
-              <w:bottom w:val="single" w:sz="4" w:space="0" w:color="000000"/>
-              <w:right w:val="single" w:sz="4" w:space="0" w:color="000000"/>
+              <w:top w:val="single" w:color="000000" w:sz="4" w:space="0"/>
+              <w:left w:val="single" w:color="000000" w:sz="4" w:space="0"/>
+              <w:bottom w:val="single" w:color="000000" w:sz="4" w:space="0"/>
+              <w:right w:val="single" w:color="000000" w:sz="4" w:space="0"/>
             </w:tcBorders>
           </w:tcPr>
           <w:p>
             <w:pPr>
-              <w:pStyle w:val="Normal"/>
-              <w:widowControl w:val="false"/>
+              <w:widowControl w:val="0"/>
               <w:spacing w:before="0" w:after="0"/>
               <w:jc w:val="left"/>
               <w:rPr>
@@ -1348,16 +1449,15 @@
             <w:tcW w:w="5673" w:type="dxa"/>
             <w:gridSpan w:val="2"/>
             <w:tcBorders>
-              <w:top w:val="single" w:sz="4" w:space="0" w:color="000000"/>
-              <w:left w:val="single" w:sz="4" w:space="0" w:color="000000"/>
-              <w:bottom w:val="single" w:sz="4" w:space="0" w:color="000000"/>
-              <w:right w:val="single" w:sz="4" w:space="0" w:color="000000"/>
+              <w:top w:val="single" w:color="000000" w:sz="4" w:space="0"/>
+              <w:left w:val="single" w:color="000000" w:sz="4" w:space="0"/>
+              <w:bottom w:val="single" w:color="000000" w:sz="4" w:space="0"/>
+              <w:right w:val="single" w:color="000000" w:sz="4" w:space="0"/>
             </w:tcBorders>
           </w:tcPr>
           <w:p>
             <w:pPr>
-              <w:pStyle w:val="Normal"/>
-              <w:widowControl w:val="false"/>
+              <w:widowControl w:val="0"/>
               <w:spacing w:before="0" w:after="0"/>
               <w:jc w:val="left"/>
               <w:rPr>
@@ -1379,6 +1479,14 @@
         </w:tc>
       </w:tr>
       <w:tr>
+        <w:tblPrEx>
+          <w:tblCellMar>
+            <w:top w:w="0" w:type="dxa"/>
+            <w:left w:w="108" w:type="dxa"/>
+            <w:bottom w:w="0" w:type="dxa"/>
+            <w:right w:w="108" w:type="dxa"/>
+          </w:tblCellMar>
+        </w:tblPrEx>
         <w:trPr>
           <w:trHeight w:val="789" w:hRule="atLeast"/>
         </w:trPr>
@@ -1387,17 +1495,16 @@
             <w:tcW w:w="5101" w:type="dxa"/>
             <w:gridSpan w:val="3"/>
             <w:tcBorders>
-              <w:top w:val="single" w:sz="4" w:space="0" w:color="000000"/>
-              <w:left w:val="single" w:sz="4" w:space="0" w:color="000000"/>
-              <w:bottom w:val="single" w:sz="4" w:space="0" w:color="000000"/>
-              <w:right w:val="single" w:sz="4" w:space="0" w:color="000000"/>
+              <w:top w:val="single" w:color="000000" w:sz="4" w:space="0"/>
+              <w:left w:val="single" w:color="000000" w:sz="4" w:space="0"/>
+              <w:bottom w:val="single" w:color="000000" w:sz="4" w:space="0"/>
+              <w:right w:val="single" w:color="000000" w:sz="4" w:space="0"/>
             </w:tcBorders>
           </w:tcPr>
           <w:p>
             <w:pPr>
-              <w:pStyle w:val="Normal"/>
-              <w:widowControl w:val="false"/>
-              <w:spacing w:lineRule="auto" w:line="240" w:before="0" w:after="0"/>
+              <w:widowControl w:val="0"/>
+              <w:spacing w:before="0" w:after="0" w:line="240" w:lineRule="auto"/>
               <w:jc w:val="left"/>
               <w:rPr>
                 <w:rFonts w:ascii="Calibri" w:hAnsi="Calibri" w:cs="Calibri"/>
@@ -1405,20 +1512,11 @@
                 <w:szCs w:val="21"/>
               </w:rPr>
             </w:pPr>
-            <w:r>
-              <w:rPr>
-                <w:rFonts w:cs="Calibri"/>
-                <w:kern w:val="0"/>
-                <w:sz w:val="21"/>
-                <w:szCs w:val="21"/>
-              </w:rPr>
-            </w:r>
-          </w:p>
-          <w:p>
-            <w:pPr>
-              <w:pStyle w:val="Normal"/>
-              <w:keepNext w:val="false"/>
-              <w:keepLines w:val="false"/>
+          </w:p>
+          <w:p>
+            <w:pPr>
+              <w:keepNext w:val="0"/>
+              <w:keepLines w:val="0"/>
               <w:widowControl/>
               <w:numPr>
                 <w:ilvl w:val="0"/>
@@ -1441,7 +1539,15 @@
                 <w:szCs w:val="21"/>
               </w:rPr>
               <w:t xml:space="preserve">El administrador selecciona una sucursal. </w:t>
-              <w:br/>
+            </w:r>
+            <w:r>
+              <w:rPr>
+                <w:rFonts w:cs="Calibri"/>
+                <w:kern w:val="0"/>
+                <w:sz w:val="21"/>
+                <w:szCs w:val="21"/>
+              </w:rPr>
+              <w:br w:type="textWrapping"/>
             </w:r>
             <w:r>
               <w:rPr>
@@ -1461,14 +1567,21 @@
                 <w:szCs w:val="21"/>
               </w:rPr>
               <w:t xml:space="preserve">Elige eliminar. </w:t>
-              <w:br/>
-            </w:r>
-          </w:p>
-          <w:p>
-            <w:pPr>
-              <w:pStyle w:val="Normal"/>
-              <w:keepNext w:val="false"/>
-              <w:keepLines w:val="false"/>
+            </w:r>
+            <w:r>
+              <w:rPr>
+                <w:rFonts w:cs="Calibri"/>
+                <w:kern w:val="0"/>
+                <w:sz w:val="21"/>
+                <w:szCs w:val="21"/>
+              </w:rPr>
+              <w:br w:type="textWrapping"/>
+            </w:r>
+          </w:p>
+          <w:p>
+            <w:pPr>
+              <w:keepNext w:val="0"/>
+              <w:keepLines w:val="0"/>
               <w:widowControl/>
               <w:numPr>
                 <w:ilvl w:val="0"/>
@@ -1476,7 +1589,7 @@
               </w:numPr>
               <w:suppressLineNumbers w:val="0"/>
               <w:spacing w:before="0" w:after="200"/>
-              <w:ind w:hanging="0" w:left="0"/>
+              <w:ind w:left="0" w:firstLine="0"/>
               <w:jc w:val="left"/>
               <w:rPr>
                 <w:rFonts w:cs="Calibri"/>
@@ -1485,21 +1598,11 @@
                 <w:lang w:val="es-MX"/>
               </w:rPr>
             </w:pPr>
-            <w:r>
-              <w:rPr>
-                <w:rFonts w:cs="Calibri"/>
-                <w:kern w:val="0"/>
-                <w:sz w:val="21"/>
-                <w:szCs w:val="21"/>
-                <w:lang w:val="es-MX"/>
-              </w:rPr>
-            </w:r>
-          </w:p>
-          <w:p>
-            <w:pPr>
-              <w:pStyle w:val="Normal"/>
-              <w:keepNext w:val="false"/>
-              <w:keepLines w:val="false"/>
+          </w:p>
+          <w:p>
+            <w:pPr>
+              <w:keepNext w:val="0"/>
+              <w:keepLines w:val="0"/>
               <w:widowControl/>
               <w:numPr>
                 <w:ilvl w:val="0"/>
@@ -1507,7 +1610,7 @@
               </w:numPr>
               <w:suppressLineNumbers w:val="0"/>
               <w:spacing w:before="0" w:after="200"/>
-              <w:ind w:hanging="0" w:left="0"/>
+              <w:ind w:left="0" w:firstLine="0"/>
               <w:jc w:val="left"/>
               <w:rPr>
                 <w:rFonts w:ascii="Calibri" w:hAnsi="Calibri" w:cs="Calibri"/>
@@ -1542,7 +1645,15 @@
                 <w:szCs w:val="21"/>
               </w:rPr>
               <w:t xml:space="preserve">El sistema solicita confirmación. </w:t>
-              <w:br/>
+            </w:r>
+            <w:r>
+              <w:rPr>
+                <w:rFonts w:cs="Calibri"/>
+                <w:kern w:val="0"/>
+                <w:sz w:val="21"/>
+                <w:szCs w:val="21"/>
+              </w:rPr>
+              <w:br w:type="textWrapping"/>
             </w:r>
             <w:r>
               <w:rPr>
@@ -1571,7 +1682,15 @@
                 <w:szCs w:val="21"/>
               </w:rPr>
               <w:t xml:space="preserve">El sistema registra la baja. </w:t>
-              <w:br/>
+            </w:r>
+            <w:r>
+              <w:rPr>
+                <w:rFonts w:cs="Calibri"/>
+                <w:kern w:val="0"/>
+                <w:sz w:val="21"/>
+                <w:szCs w:val="21"/>
+              </w:rPr>
+              <w:br w:type="textWrapping"/>
             </w:r>
             <w:r>
               <w:rPr>
@@ -1608,16 +1727,15 @@
             <w:tcW w:w="5673" w:type="dxa"/>
             <w:gridSpan w:val="2"/>
             <w:tcBorders>
-              <w:top w:val="single" w:sz="4" w:space="0" w:color="000000"/>
-              <w:left w:val="single" w:sz="4" w:space="0" w:color="000000"/>
-              <w:bottom w:val="single" w:sz="4" w:space="0" w:color="000000"/>
-              <w:right w:val="single" w:sz="4" w:space="0" w:color="000000"/>
+              <w:top w:val="single" w:color="000000" w:sz="4" w:space="0"/>
+              <w:left w:val="single" w:color="000000" w:sz="4" w:space="0"/>
+              <w:bottom w:val="single" w:color="000000" w:sz="4" w:space="0"/>
+              <w:right w:val="single" w:color="000000" w:sz="4" w:space="0"/>
             </w:tcBorders>
           </w:tcPr>
           <w:p>
             <w:pPr>
-              <w:pStyle w:val="Normal"/>
-              <w:widowControl w:val="false"/>
+              <w:widowControl w:val="0"/>
               <w:spacing w:before="0" w:after="0"/>
               <w:jc w:val="left"/>
               <w:rPr>
@@ -1626,19 +1744,10 @@
                 <w:szCs w:val="21"/>
               </w:rPr>
             </w:pPr>
-            <w:r>
-              <w:rPr>
-                <w:rFonts w:cs="Calibri"/>
-                <w:kern w:val="0"/>
-                <w:sz w:val="21"/>
-                <w:szCs w:val="21"/>
-              </w:rPr>
-            </w:r>
-          </w:p>
-          <w:p>
-            <w:pPr>
-              <w:pStyle w:val="Normal"/>
-              <w:widowControl w:val="false"/>
+          </w:p>
+          <w:p>
+            <w:pPr>
+              <w:widowControl w:val="0"/>
               <w:spacing w:before="0" w:after="0"/>
               <w:jc w:val="both"/>
               <w:rPr>
@@ -1647,20 +1756,12 @@
                 <w:szCs w:val="21"/>
               </w:rPr>
             </w:pPr>
-            <w:r>
-              <w:rPr>
-                <w:rFonts w:cs="Calibri"/>
-                <w:kern w:val="0"/>
-                <w:sz w:val="21"/>
-                <w:szCs w:val="21"/>
-              </w:rPr>
-            </w:r>
-          </w:p>
-          <w:p>
-            <w:pPr>
-              <w:pStyle w:val="ListParagraph"/>
-              <w:widowControl w:val="false"/>
-              <w:spacing w:lineRule="auto" w:line="240" w:before="0" w:after="0"/>
+          </w:p>
+          <w:p>
+            <w:pPr>
+              <w:pStyle w:val="20"/>
+              <w:widowControl w:val="0"/>
+              <w:spacing w:before="0" w:after="0" w:line="240" w:lineRule="auto"/>
               <w:ind w:left="0"/>
               <w:contextualSpacing/>
               <w:jc w:val="both"/>
@@ -1670,20 +1771,12 @@
                 <w:szCs w:val="21"/>
               </w:rPr>
             </w:pPr>
-            <w:r>
-              <w:rPr>
-                <w:rFonts w:eastAsia="SimSun" w:cs="Calibri"/>
-                <w:kern w:val="0"/>
-                <w:sz w:val="21"/>
-                <w:szCs w:val="21"/>
-              </w:rPr>
-            </w:r>
-          </w:p>
-          <w:p>
-            <w:pPr>
-              <w:pStyle w:val="ListParagraph"/>
-              <w:widowControl w:val="false"/>
-              <w:spacing w:lineRule="auto" w:line="240" w:before="0" w:after="0"/>
+          </w:p>
+          <w:p>
+            <w:pPr>
+              <w:pStyle w:val="20"/>
+              <w:widowControl w:val="0"/>
+              <w:spacing w:before="0" w:after="0" w:line="240" w:lineRule="auto"/>
               <w:ind w:left="0"/>
               <w:contextualSpacing/>
               <w:jc w:val="both"/>
@@ -1701,35 +1794,58 @@
                 <w:szCs w:val="21"/>
               </w:rPr>
               <w:t>2.1 La sucursal posee operaciones activas</w:t>
-              <w:br/>
+            </w:r>
+            <w:r>
+              <w:rPr>
+                <w:rFonts w:eastAsia="SimSun" w:cs="Calibri"/>
+                <w:kern w:val="0"/>
+                <w:sz w:val="21"/>
+                <w:szCs w:val="21"/>
+              </w:rPr>
+              <w:br w:type="textWrapping"/>
+            </w:r>
+            <w:r>
+              <w:rPr>
+                <w:rFonts w:eastAsia="SimSun" w:cs="Calibri"/>
+                <w:kern w:val="0"/>
+                <w:sz w:val="21"/>
+                <w:szCs w:val="21"/>
+              </w:rPr>
               <w:t>2.2 El sistema impide la baja.</w:t>
             </w:r>
           </w:p>
         </w:tc>
       </w:tr>
       <w:tr>
-        <w:trPr/>
+        <w:tblPrEx>
+          <w:tblCellMar>
+            <w:top w:w="0" w:type="dxa"/>
+            <w:left w:w="108" w:type="dxa"/>
+            <w:bottom w:w="0" w:type="dxa"/>
+            <w:right w:w="108" w:type="dxa"/>
+          </w:tblCellMar>
+        </w:tblPrEx>
         <w:tc>
           <w:tcPr>
             <w:tcW w:w="10774" w:type="dxa"/>
             <w:gridSpan w:val="5"/>
             <w:tcBorders>
-              <w:top w:val="single" w:sz="4" w:space="0" w:color="000000"/>
-              <w:left w:val="single" w:sz="4" w:space="0" w:color="000000"/>
-              <w:bottom w:val="single" w:sz="4" w:space="0" w:color="000000"/>
-              <w:right w:val="single" w:sz="4" w:space="0" w:color="000000"/>
+              <w:top w:val="single" w:color="000000" w:sz="4" w:space="0"/>
+              <w:left w:val="single" w:color="000000" w:sz="4" w:space="0"/>
+              <w:bottom w:val="single" w:color="000000" w:sz="4" w:space="0"/>
+              <w:right w:val="single" w:color="000000" w:sz="4" w:space="0"/>
             </w:tcBorders>
           </w:tcPr>
           <w:p>
             <w:pPr>
-              <w:pStyle w:val="Normal"/>
-              <w:widowControl w:val="false"/>
+              <w:widowControl w:val="0"/>
               <w:spacing w:before="0" w:after="0"/>
               <w:jc w:val="left"/>
               <w:rPr>
-                <w:rFonts w:ascii="Calibri" w:hAnsi="Calibri" w:cs="Calibri"/>
-                <w:sz w:val="21"/>
-                <w:szCs w:val="21"/>
+                <w:rFonts w:hint="default" w:ascii="Calibri" w:hAnsi="Calibri" w:cs="Calibri"/>
+                <w:sz w:val="21"/>
+                <w:szCs w:val="21"/>
+                <w:lang w:val="es-MX"/>
               </w:rPr>
             </w:pPr>
             <w:r>
@@ -1743,22 +1859,13 @@
             </w:r>
             <w:r>
               <w:rPr>
-                <w:rFonts w:cs="Calibri"/>
+                <w:rFonts w:hint="default" w:cs="Calibri"/>
                 <w:kern w:val="0"/>
                 <w:sz w:val="21"/>
                 <w:szCs w:val="21"/>
                 <w:lang w:val="es-MX"/>
               </w:rPr>
-              <w:t>N</w:t>
-            </w:r>
-            <w:r>
-              <w:rPr>
-                <w:rFonts w:cs="Calibri"/>
-                <w:kern w:val="0"/>
-                <w:sz w:val="21"/>
-                <w:szCs w:val="21"/>
-              </w:rPr>
-              <w:t>o aplica</w:t>
+              <w:t>No aplica</w:t>
             </w:r>
             <w:bookmarkStart w:id="0" w:name="_GoBack"/>
             <w:bookmarkEnd w:id="0"/>
@@ -1766,29 +1873,35 @@
         </w:tc>
       </w:tr>
       <w:tr>
-        <w:trPr/>
+        <w:tblPrEx>
+          <w:tblCellMar>
+            <w:top w:w="0" w:type="dxa"/>
+            <w:left w:w="108" w:type="dxa"/>
+            <w:bottom w:w="0" w:type="dxa"/>
+            <w:right w:w="108" w:type="dxa"/>
+          </w:tblCellMar>
+        </w:tblPrEx>
         <w:tc>
           <w:tcPr>
             <w:tcW w:w="10774" w:type="dxa"/>
             <w:gridSpan w:val="5"/>
             <w:tcBorders>
-              <w:top w:val="single" w:sz="4" w:space="0" w:color="000000"/>
-              <w:left w:val="single" w:sz="4" w:space="0" w:color="000000"/>
-              <w:bottom w:val="single" w:sz="4" w:space="0" w:color="000000"/>
-              <w:right w:val="single" w:sz="4" w:space="0" w:color="000000"/>
+              <w:top w:val="single" w:color="000000" w:sz="4" w:space="0"/>
+              <w:left w:val="single" w:color="000000" w:sz="4" w:space="0"/>
+              <w:bottom w:val="single" w:color="000000" w:sz="4" w:space="0"/>
+              <w:right w:val="single" w:color="000000" w:sz="4" w:space="0"/>
             </w:tcBorders>
           </w:tcPr>
           <w:p>
             <w:pPr>
-              <w:pStyle w:val="Normal"/>
-              <w:keepNext w:val="false"/>
-              <w:keepLines w:val="false"/>
+              <w:keepNext w:val="0"/>
+              <w:keepLines w:val="0"/>
               <w:widowControl/>
               <w:suppressLineNumbers w:val="0"/>
               <w:spacing w:before="0" w:after="200"/>
               <w:jc w:val="left"/>
               <w:rPr>
-                <w:rFonts w:ascii="Calibri" w:hAnsi="Calibri" w:cs="Calibri"/>
+                <w:rFonts w:hint="default" w:ascii="Calibri" w:hAnsi="Calibri" w:cs="Calibri"/>
                 <w:sz w:val="21"/>
                 <w:szCs w:val="21"/>
                 <w:lang w:val="es-MX"/>
@@ -1815,33 +1928,40 @@
             </w:r>
             <w:r>
               <w:rPr>
-                <w:rFonts w:eastAsia="SimSun" w:cs="Calibri"/>
-                <w:kern w:val="0"/>
-                <w:sz w:val="21"/>
-                <w:szCs w:val="21"/>
-              </w:rPr>
-              <w:t>Validar dependencias</w:t>
+                <w:rFonts w:hint="default" w:eastAsia="SimSun" w:cs="Calibri"/>
+                <w:kern w:val="0"/>
+                <w:sz w:val="21"/>
+                <w:szCs w:val="21"/>
+                <w:lang w:val="es-MX"/>
+              </w:rPr>
+              <w:t>No aplica</w:t>
             </w:r>
           </w:p>
         </w:tc>
       </w:tr>
       <w:tr>
-        <w:trPr/>
+        <w:tblPrEx>
+          <w:tblCellMar>
+            <w:top w:w="0" w:type="dxa"/>
+            <w:left w:w="108" w:type="dxa"/>
+            <w:bottom w:w="0" w:type="dxa"/>
+            <w:right w:w="108" w:type="dxa"/>
+          </w:tblCellMar>
+        </w:tblPrEx>
         <w:tc>
           <w:tcPr>
             <w:tcW w:w="10774" w:type="dxa"/>
             <w:gridSpan w:val="5"/>
             <w:tcBorders>
-              <w:top w:val="single" w:sz="4" w:space="0" w:color="000000"/>
-              <w:left w:val="single" w:sz="4" w:space="0" w:color="000000"/>
-              <w:bottom w:val="single" w:sz="4" w:space="0" w:color="000000"/>
-              <w:right w:val="single" w:sz="4" w:space="0" w:color="000000"/>
+              <w:top w:val="single" w:color="000000" w:sz="4" w:space="0"/>
+              <w:left w:val="single" w:color="000000" w:sz="4" w:space="0"/>
+              <w:bottom w:val="single" w:color="000000" w:sz="4" w:space="0"/>
+              <w:right w:val="single" w:color="000000" w:sz="4" w:space="0"/>
             </w:tcBorders>
           </w:tcPr>
           <w:p>
             <w:pPr>
-              <w:pStyle w:val="Normal"/>
-              <w:widowControl w:val="false"/>
+              <w:widowControl w:val="0"/>
               <w:spacing w:before="0" w:after="0"/>
               <w:jc w:val="left"/>
               <w:rPr>
@@ -1882,22 +2002,28 @@
         </w:tc>
       </w:tr>
       <w:tr>
-        <w:trPr/>
+        <w:tblPrEx>
+          <w:tblCellMar>
+            <w:top w:w="0" w:type="dxa"/>
+            <w:left w:w="108" w:type="dxa"/>
+            <w:bottom w:w="0" w:type="dxa"/>
+            <w:right w:w="108" w:type="dxa"/>
+          </w:tblCellMar>
+        </w:tblPrEx>
         <w:tc>
           <w:tcPr>
             <w:tcW w:w="10774" w:type="dxa"/>
             <w:gridSpan w:val="5"/>
             <w:tcBorders>
-              <w:top w:val="single" w:sz="4" w:space="0" w:color="000000"/>
-              <w:left w:val="single" w:sz="4" w:space="0" w:color="000000"/>
-              <w:bottom w:val="single" w:sz="4" w:space="0" w:color="000000"/>
-              <w:right w:val="single" w:sz="4" w:space="0" w:color="000000"/>
+              <w:top w:val="single" w:color="000000" w:sz="4" w:space="0"/>
+              <w:left w:val="single" w:color="000000" w:sz="4" w:space="0"/>
+              <w:bottom w:val="single" w:color="000000" w:sz="4" w:space="0"/>
+              <w:right w:val="single" w:color="000000" w:sz="4" w:space="0"/>
             </w:tcBorders>
           </w:tcPr>
           <w:p>
             <w:pPr>
-              <w:pStyle w:val="Normal"/>
-              <w:widowControl w:val="false"/>
+              <w:widowControl w:val="0"/>
               <w:spacing w:before="0" w:after="0"/>
               <w:jc w:val="left"/>
               <w:rPr>
@@ -1917,109 +2043,147 @@
             </w:r>
             <w:r>
               <w:rPr>
-                <w:rFonts w:cs="Calibri"/>
+                <w:rFonts w:hint="default" w:cs="Calibri"/>
                 <w:kern w:val="0"/>
                 <w:sz w:val="21"/>
                 <w:szCs w:val="21"/>
                 <w:lang w:val="es-MX"/>
               </w:rPr>
-              <w:t>N</w:t>
-            </w:r>
-            <w:r>
-              <w:rPr>
-                <w:rFonts w:cs="Calibri"/>
-                <w:kern w:val="0"/>
-                <w:sz w:val="21"/>
-                <w:szCs w:val="21"/>
-              </w:rPr>
-              <w:t>o aplica</w:t>
+              <w:t>Consultar sucursal</w:t>
             </w:r>
           </w:p>
         </w:tc>
       </w:tr>
       <w:tr>
-        <w:trPr/>
+        <w:tblPrEx>
+          <w:tblCellMar>
+            <w:top w:w="0" w:type="dxa"/>
+            <w:left w:w="108" w:type="dxa"/>
+            <w:bottom w:w="0" w:type="dxa"/>
+            <w:right w:w="108" w:type="dxa"/>
+          </w:tblCellMar>
+        </w:tblPrEx>
         <w:tc>
           <w:tcPr>
             <w:tcW w:w="10774" w:type="dxa"/>
             <w:gridSpan w:val="5"/>
             <w:tcBorders>
-              <w:top w:val="single" w:sz="4" w:space="0" w:color="000000"/>
-              <w:left w:val="single" w:sz="4" w:space="0" w:color="000000"/>
-              <w:bottom w:val="single" w:sz="4" w:space="0" w:color="000000"/>
-              <w:right w:val="single" w:sz="4" w:space="0" w:color="000000"/>
+              <w:top w:val="single" w:color="000000" w:sz="4" w:space="0"/>
+              <w:left w:val="single" w:color="000000" w:sz="4" w:space="0"/>
+              <w:bottom w:val="single" w:color="000000" w:sz="4" w:space="0"/>
+              <w:right w:val="single" w:color="000000" w:sz="4" w:space="0"/>
             </w:tcBorders>
           </w:tcPr>
           <w:p>
             <w:pPr>
-              <w:pStyle w:val="Normal"/>
-              <w:widowControl w:val="false"/>
+              <w:widowControl w:val="0"/>
               <w:spacing w:before="0" w:after="0"/>
               <w:jc w:val="left"/>
               <w:rPr>
-                <w:rFonts w:ascii="Calibri" w:hAnsi="Calibri" w:cs="Calibri"/>
-                <w:sz w:val="21"/>
-                <w:szCs w:val="21"/>
-              </w:rPr>
-            </w:pPr>
-            <w:r>
-              <w:rPr>
-                <w:rFonts w:cs="Calibri"/>
-                <w:kern w:val="0"/>
-                <w:sz w:val="21"/>
-                <w:szCs w:val="21"/>
-              </w:rPr>
-              <w:t xml:space="preserve">Use case de generalización: </w:t>
-            </w:r>
-            <w:r>
-              <w:rPr>
-                <w:rFonts w:eastAsia="SimSun" w:cs="Calibri"/>
-                <w:kern w:val="0"/>
-                <w:sz w:val="21"/>
-                <w:szCs w:val="21"/>
-              </w:rPr>
-              <w:t>Configurar Organización y Sucursales</w:t>
+                <w:rFonts w:hint="default" w:ascii="Calibri" w:hAnsi="Calibri" w:cs="Calibri"/>
+                <w:sz w:val="21"/>
+                <w:szCs w:val="21"/>
+                <w:lang w:val="es-MX"/>
+              </w:rPr>
+            </w:pPr>
+            <w:r>
+              <w:rPr>
+                <w:rFonts w:cs="Calibri"/>
+                <w:kern w:val="0"/>
+                <w:sz w:val="21"/>
+                <w:szCs w:val="21"/>
+              </w:rPr>
+              <w:t>Use case de generalización:</w:t>
+            </w:r>
+            <w:r>
+              <w:rPr>
+                <w:rFonts w:hint="default" w:cs="Calibri"/>
+                <w:kern w:val="0"/>
+                <w:sz w:val="21"/>
+                <w:szCs w:val="21"/>
+                <w:lang w:val="es-MX"/>
+              </w:rPr>
+              <w:t xml:space="preserve"> No aplica</w:t>
             </w:r>
           </w:p>
         </w:tc>
       </w:tr>
     </w:tbl>
+    <w:p/>
     <w:p>
       <w:pPr>
-        <w:pStyle w:val="Normal"/>
-        <w:rPr/>
+        <w:spacing w:before="0" w:after="200" w:line="276" w:lineRule="auto"/>
       </w:pPr>
-      <w:r>
-        <w:rPr/>
-      </w:r>
-    </w:p>
-    <w:p>
-      <w:pPr>
-        <w:pStyle w:val="Normal"/>
-        <w:spacing w:lineRule="auto" w:line="276" w:before="0" w:after="200"/>
-        <w:rPr/>
-      </w:pPr>
-      <w:r>
-        <w:rPr/>
-      </w:r>
     </w:p>
     <w:sectPr>
-      <w:type w:val="nextPage"/>
       <w:pgSz w:w="11906" w:h="16838"/>
-      <w:pgMar w:left="1701" w:right="1701" w:gutter="0" w:header="0" w:top="709" w:footer="0" w:bottom="993"/>
+      <w:pgMar w:top="709" w:right="1701" w:bottom="993" w:left="1701" w:header="0" w:footer="0" w:gutter="0"/>
       <w:pgNumType w:fmt="decimal"/>
-      <w:formProt w:val="false"/>
-      <w:textDirection w:val="lrTb"/>
-      <w:docGrid w:type="default" w:linePitch="360" w:charSpace="0"/>
+      <w:cols w:space="720" w:num="1"/>
+      <w:formProt w:val="0"/>
+      <w:docGrid w:linePitch="360" w:charSpace="0"/>
     </w:sectPr>
   </w:body>
 </w:document>
 </file>
 
+<file path=word/endnotes.xml><?xml version="1.0" encoding="utf-8"?>
+<w:endnotes xmlns:wpc="http://schemas.microsoft.com/office/word/2010/wordprocessingCanvas" xmlns:mc="http://schemas.openxmlformats.org/markup-compatibility/2006" xmlns:o="urn:schemas-microsoft-com:office:office" xmlns:r="http://schemas.openxmlformats.org/officeDocument/2006/relationships" xmlns:m="http://schemas.openxmlformats.org/officeDocument/2006/math" xmlns:v="urn:schemas-microsoft-com:vml" xmlns:wp14="http://schemas.microsoft.com/office/word/2010/wordprocessingDrawing" xmlns:wp="http://schemas.openxmlformats.org/drawingml/2006/wordprocessingDrawing" xmlns:w="http://schemas.openxmlformats.org/wordprocessingml/2006/main" xmlns:w14="http://schemas.microsoft.com/office/word/2010/wordml" xmlns:w15="http://schemas.microsoft.com/office/word/2012/wordml" xmlns:w10="urn:schemas-microsoft-com:office:word" xmlns:wpg="http://schemas.microsoft.com/office/word/2010/wordprocessingGroup" xmlns:wpi="http://schemas.microsoft.com/office/word/2010/wordprocessingInk" xmlns:wne="http://schemas.microsoft.com/office/word/2006/wordml" xmlns:wps="http://schemas.microsoft.com/office/word/2010/wordprocessingShape" xmlns:wpsCustomData="http://www.wps.cn/officeDocument/2013/wpsCustomData" mc:Ignorable="w14 w15 wp14">
+  <w:endnote w:type="separator" w:id="0">
+    <w:p>
+      <w:pPr>
+        <w:spacing w:line="240" w:lineRule="auto"/>
+      </w:pPr>
+      <w:r>
+        <w:separator/>
+      </w:r>
+    </w:p>
+  </w:endnote>
+  <w:endnote w:type="continuationSeparator" w:id="1">
+    <w:p>
+      <w:pPr>
+        <w:spacing w:line="240" w:lineRule="auto"/>
+      </w:pPr>
+      <w:r>
+        <w:continuationSeparator/>
+      </w:r>
+    </w:p>
+  </w:endnote>
+</w:endnotes>
+</file>
+
+<file path=word/footnotes.xml><?xml version="1.0" encoding="utf-8"?>
+<w:footnotes xmlns:wpc="http://schemas.microsoft.com/office/word/2010/wordprocessingCanvas" xmlns:mc="http://schemas.openxmlformats.org/markup-compatibility/2006" xmlns:o="urn:schemas-microsoft-com:office:office" xmlns:r="http://schemas.openxmlformats.org/officeDocument/2006/relationships" xmlns:m="http://schemas.openxmlformats.org/officeDocument/2006/math" xmlns:v="urn:schemas-microsoft-com:vml" xmlns:wp14="http://schemas.microsoft.com/office/word/2010/wordprocessingDrawing" xmlns:wp="http://schemas.openxmlformats.org/drawingml/2006/wordprocessingDrawing" xmlns:w="http://schemas.openxmlformats.org/wordprocessingml/2006/main" xmlns:w14="http://schemas.microsoft.com/office/word/2010/wordml" xmlns:w15="http://schemas.microsoft.com/office/word/2012/wordml" xmlns:w10="urn:schemas-microsoft-com:office:word" xmlns:wpg="http://schemas.microsoft.com/office/word/2010/wordprocessingGroup" xmlns:wpi="http://schemas.microsoft.com/office/word/2010/wordprocessingInk" xmlns:wne="http://schemas.microsoft.com/office/word/2006/wordml" xmlns:wps="http://schemas.microsoft.com/office/word/2010/wordprocessingShape" xmlns:wpsCustomData="http://www.wps.cn/officeDocument/2013/wpsCustomData" mc:Ignorable="w14 w15 wp14">
+  <w:footnote w:type="separator" w:id="0">
+    <w:p>
+      <w:pPr>
+        <w:spacing w:before="0" w:after="0" w:line="288" w:lineRule="auto"/>
+      </w:pPr>
+      <w:r>
+        <w:separator/>
+      </w:r>
+    </w:p>
+  </w:footnote>
+  <w:footnote w:type="continuationSeparator" w:id="1">
+    <w:p>
+      <w:pPr>
+        <w:spacing w:before="0" w:after="0" w:line="288" w:lineRule="auto"/>
+      </w:pPr>
+      <w:r>
+        <w:continuationSeparator/>
+      </w:r>
+    </w:p>
+  </w:footnote>
+</w:footnotes>
+</file>
+
 <file path=word/numbering.xml><?xml version="1.0" encoding="utf-8"?>
-<w:numbering xmlns:w="http://schemas.openxmlformats.org/wordprocessingml/2006/main" xmlns:o="urn:schemas-microsoft-com:office:office" xmlns:r="http://schemas.openxmlformats.org/officeDocument/2006/relationships" xmlns:v="urn:schemas-microsoft-com:vml" xmlns:mc="http://schemas.openxmlformats.org/markup-compatibility/2006" xmlns:w14="http://schemas.microsoft.com/office/word/2010/wordml" mc:Ignorable="w14">
-  <w:abstractNum w:abstractNumId="1">
-    <w:lvl w:ilvl="0">
+<w:numbering xmlns:wpc="http://schemas.microsoft.com/office/word/2010/wordprocessingCanvas" xmlns:mc="http://schemas.openxmlformats.org/markup-compatibility/2006" xmlns:o="urn:schemas-microsoft-com:office:office" xmlns:r="http://schemas.openxmlformats.org/officeDocument/2006/relationships" xmlns:m="http://schemas.openxmlformats.org/officeDocument/2006/math" xmlns:v="urn:schemas-microsoft-com:vml" xmlns:wp14="http://schemas.microsoft.com/office/word/2010/wordprocessingDrawing" xmlns:wp="http://schemas.openxmlformats.org/drawingml/2006/wordprocessingDrawing" xmlns:w10="urn:schemas-microsoft-com:office:word" xmlns:w="http://schemas.openxmlformats.org/wordprocessingml/2006/main" xmlns:w14="http://schemas.microsoft.com/office/word/2010/wordml" xmlns:wpg="http://schemas.microsoft.com/office/word/2010/wordprocessingGroup" xmlns:wpi="http://schemas.microsoft.com/office/word/2010/wordprocessingInk" xmlns:wne="http://schemas.microsoft.com/office/word/2006/wordml" xmlns:wps="http://schemas.microsoft.com/office/word/2010/wordprocessingShape" xmlns:wpsCustomData="http://www.wps.cn/officeDocument/2013/wpsCustomData" mc:Ignorable="w14 wp14">
+  <w:abstractNum w:abstractNumId="0">
+    <w:nsid w:val="0053208E"/>
+    <w:multiLevelType w:val="multilevel"/>
+    <w:tmpl w:val="0053208E"/>
+    <w:lvl w:ilvl="0" w:tentative="0">
       <w:start w:val="1"/>
       <w:numFmt w:val="decimal"/>
       <w:suff w:val="space"/>
@@ -2027,414 +2191,286 @@
       <w:lvlJc w:val="left"/>
       <w:pPr>
         <w:tabs>
-          <w:tab w:val="num" w:pos="0"/>
+          <w:tab w:val="left" w:pos="0"/>
         </w:tabs>
-        <w:ind w:left="0" w:hanging="0"/>
+        <w:ind w:left="0" w:firstLine="0"/>
       </w:pPr>
-      <w:rPr/>
     </w:lvl>
-    <w:lvl w:ilvl="1">
+    <w:lvl w:ilvl="1" w:tentative="0">
       <w:start w:val="1"/>
       <w:numFmt w:val="decimal"/>
       <w:lvlText w:val="%2."/>
       <w:lvlJc w:val="left"/>
       <w:pPr>
         <w:tabs>
-          <w:tab w:val="num" w:pos="1080"/>
+          <w:tab w:val="left" w:pos="1080"/>
         </w:tabs>
         <w:ind w:left="1080" w:hanging="360"/>
       </w:pPr>
     </w:lvl>
-    <w:lvl w:ilvl="2">
+    <w:lvl w:ilvl="2" w:tentative="0">
       <w:start w:val="1"/>
       <w:numFmt w:val="decimal"/>
       <w:lvlText w:val="%3."/>
       <w:lvlJc w:val="left"/>
       <w:pPr>
         <w:tabs>
-          <w:tab w:val="num" w:pos="1440"/>
+          <w:tab w:val="left" w:pos="1440"/>
         </w:tabs>
         <w:ind w:left="1440" w:hanging="360"/>
       </w:pPr>
     </w:lvl>
-    <w:lvl w:ilvl="3">
+    <w:lvl w:ilvl="3" w:tentative="0">
       <w:start w:val="1"/>
       <w:numFmt w:val="decimal"/>
       <w:lvlText w:val="%4."/>
       <w:lvlJc w:val="left"/>
       <w:pPr>
         <w:tabs>
-          <w:tab w:val="num" w:pos="1800"/>
+          <w:tab w:val="left" w:pos="1800"/>
         </w:tabs>
         <w:ind w:left="1800" w:hanging="360"/>
       </w:pPr>
     </w:lvl>
-    <w:lvl w:ilvl="4">
+    <w:lvl w:ilvl="4" w:tentative="0">
       <w:start w:val="1"/>
       <w:numFmt w:val="decimal"/>
       <w:lvlText w:val="%5."/>
       <w:lvlJc w:val="left"/>
       <w:pPr>
         <w:tabs>
-          <w:tab w:val="num" w:pos="2160"/>
+          <w:tab w:val="left" w:pos="2160"/>
         </w:tabs>
         <w:ind w:left="2160" w:hanging="360"/>
       </w:pPr>
     </w:lvl>
-    <w:lvl w:ilvl="5">
+    <w:lvl w:ilvl="5" w:tentative="0">
       <w:start w:val="1"/>
       <w:numFmt w:val="decimal"/>
       <w:lvlText w:val="%6."/>
       <w:lvlJc w:val="left"/>
       <w:pPr>
         <w:tabs>
-          <w:tab w:val="num" w:pos="2520"/>
+          <w:tab w:val="left" w:pos="2520"/>
         </w:tabs>
         <w:ind w:left="2520" w:hanging="360"/>
       </w:pPr>
     </w:lvl>
-    <w:lvl w:ilvl="6">
+    <w:lvl w:ilvl="6" w:tentative="0">
       <w:start w:val="1"/>
       <w:numFmt w:val="decimal"/>
       <w:lvlText w:val="%7."/>
       <w:lvlJc w:val="left"/>
       <w:pPr>
         <w:tabs>
-          <w:tab w:val="num" w:pos="2880"/>
+          <w:tab w:val="left" w:pos="2880"/>
         </w:tabs>
         <w:ind w:left="2880" w:hanging="360"/>
       </w:pPr>
     </w:lvl>
-    <w:lvl w:ilvl="7">
+    <w:lvl w:ilvl="7" w:tentative="0">
       <w:start w:val="1"/>
       <w:numFmt w:val="decimal"/>
       <w:lvlText w:val="%8."/>
       <w:lvlJc w:val="left"/>
       <w:pPr>
         <w:tabs>
-          <w:tab w:val="num" w:pos="3240"/>
+          <w:tab w:val="left" w:pos="3240"/>
         </w:tabs>
         <w:ind w:left="3240" w:hanging="360"/>
       </w:pPr>
     </w:lvl>
-    <w:lvl w:ilvl="8">
+    <w:lvl w:ilvl="8" w:tentative="0">
       <w:start w:val="1"/>
       <w:numFmt w:val="decimal"/>
       <w:lvlText w:val="%9."/>
       <w:lvlJc w:val="left"/>
       <w:pPr>
         <w:tabs>
-          <w:tab w:val="num" w:pos="3600"/>
+          <w:tab w:val="left" w:pos="3600"/>
         </w:tabs>
         <w:ind w:left="3600" w:hanging="360"/>
       </w:pPr>
     </w:lvl>
   </w:abstractNum>
-  <w:abstractNum w:abstractNumId="2">
-    <w:lvl w:ilvl="0">
-      <w:start w:val="1"/>
-      <w:numFmt w:val="none"/>
-      <w:suff w:val="nothing"/>
-      <w:lvlText w:val=""/>
-      <w:lvlJc w:val="left"/>
-      <w:pPr>
-        <w:tabs>
-          <w:tab w:val="num" w:pos="0"/>
-        </w:tabs>
-        <w:ind w:left="0" w:hanging="0"/>
-      </w:pPr>
-    </w:lvl>
-    <w:lvl w:ilvl="1">
-      <w:start w:val="1"/>
-      <w:numFmt w:val="none"/>
-      <w:suff w:val="nothing"/>
-      <w:lvlText w:val=""/>
-      <w:lvlJc w:val="left"/>
-      <w:pPr>
-        <w:tabs>
-          <w:tab w:val="num" w:pos="0"/>
-        </w:tabs>
-        <w:ind w:left="0" w:hanging="0"/>
-      </w:pPr>
-    </w:lvl>
-    <w:lvl w:ilvl="2">
-      <w:start w:val="1"/>
-      <w:numFmt w:val="none"/>
-      <w:suff w:val="nothing"/>
-      <w:lvlText w:val=""/>
-      <w:lvlJc w:val="left"/>
-      <w:pPr>
-        <w:tabs>
-          <w:tab w:val="num" w:pos="0"/>
-        </w:tabs>
-        <w:ind w:left="0" w:hanging="0"/>
-      </w:pPr>
-    </w:lvl>
-    <w:lvl w:ilvl="3">
-      <w:start w:val="1"/>
-      <w:numFmt w:val="none"/>
-      <w:suff w:val="nothing"/>
-      <w:lvlText w:val=""/>
-      <w:lvlJc w:val="left"/>
-      <w:pPr>
-        <w:tabs>
-          <w:tab w:val="num" w:pos="0"/>
-        </w:tabs>
-        <w:ind w:left="0" w:hanging="0"/>
-      </w:pPr>
-    </w:lvl>
-    <w:lvl w:ilvl="4">
-      <w:start w:val="1"/>
-      <w:numFmt w:val="none"/>
-      <w:suff w:val="nothing"/>
-      <w:lvlText w:val=""/>
-      <w:lvlJc w:val="left"/>
-      <w:pPr>
-        <w:tabs>
-          <w:tab w:val="num" w:pos="0"/>
-        </w:tabs>
-        <w:ind w:left="0" w:hanging="0"/>
-      </w:pPr>
-    </w:lvl>
-    <w:lvl w:ilvl="5">
-      <w:start w:val="1"/>
-      <w:numFmt w:val="none"/>
-      <w:suff w:val="nothing"/>
-      <w:lvlText w:val=""/>
-      <w:lvlJc w:val="left"/>
-      <w:pPr>
-        <w:tabs>
-          <w:tab w:val="num" w:pos="0"/>
-        </w:tabs>
-        <w:ind w:left="0" w:hanging="0"/>
-      </w:pPr>
-    </w:lvl>
-    <w:lvl w:ilvl="6">
-      <w:start w:val="1"/>
-      <w:numFmt w:val="none"/>
-      <w:suff w:val="nothing"/>
-      <w:lvlText w:val=""/>
-      <w:lvlJc w:val="left"/>
-      <w:pPr>
-        <w:tabs>
-          <w:tab w:val="num" w:pos="0"/>
-        </w:tabs>
-        <w:ind w:left="0" w:hanging="0"/>
-      </w:pPr>
-    </w:lvl>
-    <w:lvl w:ilvl="7">
-      <w:start w:val="1"/>
-      <w:numFmt w:val="none"/>
-      <w:suff w:val="nothing"/>
-      <w:lvlText w:val=""/>
-      <w:lvlJc w:val="left"/>
-      <w:pPr>
-        <w:tabs>
-          <w:tab w:val="num" w:pos="0"/>
-        </w:tabs>
-        <w:ind w:left="0" w:hanging="0"/>
-      </w:pPr>
-    </w:lvl>
-    <w:lvl w:ilvl="8">
-      <w:start w:val="1"/>
-      <w:numFmt w:val="none"/>
-      <w:suff w:val="nothing"/>
-      <w:lvlText w:val=""/>
-      <w:lvlJc w:val="left"/>
-      <w:pPr>
-        <w:tabs>
-          <w:tab w:val="num" w:pos="0"/>
-        </w:tabs>
-        <w:ind w:left="0" w:hanging="0"/>
-      </w:pPr>
-    </w:lvl>
-  </w:abstractNum>
   <w:num w:numId="1">
-    <w:abstractNumId w:val="1"/>
-  </w:num>
-  <w:num w:numId="2">
-    <w:abstractNumId w:val="2"/>
+    <w:abstractNumId w:val="0"/>
   </w:num>
 </w:numbering>
 </file>
 
 <file path=word/styles.xml><?xml version="1.0" encoding="utf-8"?>
-<w:styles xmlns:w="http://schemas.openxmlformats.org/wordprocessingml/2006/main" xmlns:w14="http://schemas.microsoft.com/office/word/2010/wordml" xmlns:mc="http://schemas.openxmlformats.org/markup-compatibility/2006" mc:Ignorable="w14">
+<w:styles xmlns:mc="http://schemas.openxmlformats.org/markup-compatibility/2006" xmlns:o="urn:schemas-microsoft-com:office:office" xmlns:r="http://schemas.openxmlformats.org/officeDocument/2006/relationships" xmlns:m="http://schemas.openxmlformats.org/officeDocument/2006/math" xmlns:v="urn:schemas-microsoft-com:vml" xmlns:w="http://schemas.openxmlformats.org/wordprocessingml/2006/main" xmlns:w14="http://schemas.microsoft.com/office/word/2010/wordml" xmlns:w10="urn:schemas-microsoft-com:office:word" xmlns:sl="http://schemas.openxmlformats.org/schemaLibrary/2006/main" xmlns:wpsCustomData="http://www.wps.cn/officeDocument/2013/wpsCustomData" mc:Ignorable="w14">
   <w:docDefaults>
     <w:rPrDefault>
       <w:rPr>
         <w:rFonts w:ascii="Times New Roman" w:hAnsi="Times New Roman" w:eastAsia="SimSun" w:cs="Times New Roman"/>
-        <w:lang w:val="en-US" w:eastAsia="zh-CN" w:bidi="hi-IN"/>
       </w:rPr>
     </w:rPrDefault>
-    <w:pPrDefault>
-      <w:pPr>
-        <w:suppressAutoHyphens w:val="true"/>
-      </w:pPr>
-    </w:pPrDefault>
+    <w:pPrDefault/>
   </w:docDefaults>
-  <w:latentStyles w:defLockedState="0" w:defUIPriority="99" w:defSemiHidden="1" w:defUnhideWhenUsed="1" w:defQFormat="0" w:count="260">
-    <w:lsdException w:name="Normal" w:uiPriority="0" w:semiHidden="0" w:unhideWhenUsed="0" w:qFormat="1"/>
-    <w:lsdException w:name="heading 1" w:uiPriority="9" w:semiHidden="0" w:unhideWhenUsed="0" w:qFormat="1"/>
-    <w:lsdException w:name="heading 2" w:uiPriority="9" w:qFormat="1"/>
-    <w:lsdException w:name="heading 3" w:uiPriority="9" w:qFormat="1"/>
-    <w:lsdException w:name="heading 4" w:uiPriority="9" w:qFormat="1"/>
-    <w:lsdException w:name="heading 5" w:uiPriority="9" w:qFormat="1"/>
-    <w:lsdException w:name="heading 6" w:uiPriority="9" w:qFormat="1"/>
-    <w:lsdException w:name="heading 7" w:uiPriority="9" w:qFormat="1"/>
-    <w:lsdException w:name="heading 8" w:uiPriority="9" w:qFormat="1"/>
-    <w:lsdException w:name="heading 9" w:uiPriority="9" w:qFormat="1"/>
-    <w:lsdException w:name="index 1" w:uiPriority="99"/>
-    <w:lsdException w:name="index 2" w:uiPriority="99"/>
-    <w:lsdException w:name="index 3" w:uiPriority="99"/>
-    <w:lsdException w:name="index 4" w:uiPriority="99"/>
-    <w:lsdException w:name="index 5" w:uiPriority="99"/>
-    <w:lsdException w:name="index 6" w:uiPriority="99"/>
-    <w:lsdException w:name="index 7" w:uiPriority="99"/>
-    <w:lsdException w:name="index 8" w:uiPriority="99"/>
-    <w:lsdException w:name="index 9" w:uiPriority="99"/>
-    <w:lsdException w:name="toc 1" w:uiPriority="39"/>
-    <w:lsdException w:name="toc 2" w:uiPriority="39"/>
-    <w:lsdException w:name="toc 3" w:uiPriority="39"/>
-    <w:lsdException w:name="toc 4" w:uiPriority="39"/>
-    <w:lsdException w:name="toc 5" w:uiPriority="39"/>
-    <w:lsdException w:name="toc 6" w:uiPriority="39"/>
-    <w:lsdException w:name="toc 7" w:uiPriority="39"/>
-    <w:lsdException w:name="toc 8" w:uiPriority="39"/>
-    <w:lsdException w:name="toc 9" w:uiPriority="39"/>
-    <w:lsdException w:name="Normal Indent" w:uiPriority="99"/>
-    <w:lsdException w:name="footnote text" w:uiPriority="99"/>
-    <w:lsdException w:name="annotation text" w:uiPriority="99"/>
-    <w:lsdException w:name="header" w:uiPriority="0" w:semiHidden="0" w:unhideWhenUsed="0" w:qFormat="1"/>
-    <w:lsdException w:name="footer" w:uiPriority="0" w:semiHidden="0" w:unhideWhenUsed="0" w:qFormat="1"/>
-    <w:lsdException w:name="index heading" w:uiPriority="99"/>
-    <w:lsdException w:name="caption" w:uiPriority="0" w:semiHidden="0" w:unhideWhenUsed="0" w:qFormat="1"/>
-    <w:lsdException w:name="table of figures" w:uiPriority="99"/>
-    <w:lsdException w:name="envelope address" w:uiPriority="99"/>
-    <w:lsdException w:name="envelope return" w:uiPriority="99"/>
-    <w:lsdException w:name="footnote reference" w:uiPriority="99"/>
-    <w:lsdException w:name="annotation reference" w:uiPriority="99"/>
-    <w:lsdException w:name="line number" w:uiPriority="99"/>
-    <w:lsdException w:name="page number" w:uiPriority="99"/>
-    <w:lsdException w:name="endnote reference" w:uiPriority="99"/>
-    <w:lsdException w:name="endnote text" w:uiPriority="99"/>
-    <w:lsdException w:name="table of authorities" w:uiPriority="99"/>
-    <w:lsdException w:name="macro" w:uiPriority="99"/>
-    <w:lsdException w:name="toa heading" w:uiPriority="99"/>
-    <w:lsdException w:name="List" w:uiPriority="0" w:semiHidden="0" w:unhideWhenUsed="0" w:qFormat="1"/>
-    <w:lsdException w:name="List Bullet" w:uiPriority="99"/>
-    <w:lsdException w:name="List Number" w:uiPriority="99"/>
-    <w:lsdException w:name="List 2" w:uiPriority="99"/>
-    <w:lsdException w:name="List 3" w:uiPriority="99"/>
-    <w:lsdException w:name="List 4" w:uiPriority="99"/>
-    <w:lsdException w:name="List 5" w:uiPriority="99"/>
-    <w:lsdException w:name="List Bullet 2" w:uiPriority="99"/>
-    <w:lsdException w:name="List Bullet 3" w:uiPriority="99"/>
-    <w:lsdException w:name="List Bullet 4" w:uiPriority="99"/>
-    <w:lsdException w:name="List Bullet 5" w:uiPriority="99"/>
-    <w:lsdException w:name="List Number 2" w:uiPriority="99"/>
-    <w:lsdException w:name="List Number 3" w:uiPriority="99"/>
-    <w:lsdException w:name="List Number 4" w:uiPriority="99"/>
-    <w:lsdException w:name="List Number 5" w:uiPriority="99"/>
-    <w:lsdException w:name="Title" w:uiPriority="10" w:semiHidden="0" w:unhideWhenUsed="0" w:qFormat="1"/>
-    <w:lsdException w:name="Closing" w:uiPriority="99"/>
-    <w:lsdException w:name="Signature" w:uiPriority="99"/>
-    <w:lsdException w:name="Default Paragraph Font" w:uiPriority="1" w:qFormat="1"/>
-    <w:lsdException w:name="Body Text" w:uiPriority="0" w:semiHidden="0" w:unhideWhenUsed="0" w:qFormat="1"/>
-    <w:lsdException w:name="Body Text Indent" w:uiPriority="99"/>
-    <w:lsdException w:name="List Continue" w:uiPriority="99"/>
-    <w:lsdException w:name="List Continue 2" w:uiPriority="99"/>
-    <w:lsdException w:name="List Continue 3" w:uiPriority="99"/>
-    <w:lsdException w:name="List Continue 4" w:uiPriority="99"/>
-    <w:lsdException w:name="List Continue 5" w:uiPriority="99"/>
-    <w:lsdException w:name="Message Header" w:uiPriority="99"/>
-    <w:lsdException w:name="Subtitle" w:uiPriority="11" w:semiHidden="0" w:unhideWhenUsed="0" w:qFormat="1"/>
-    <w:lsdException w:name="Salutation" w:uiPriority="99"/>
-    <w:lsdException w:name="Date" w:uiPriority="99"/>
-    <w:lsdException w:name="Body Text First Indent" w:uiPriority="99"/>
-    <w:lsdException w:name="Body Text First Indent 2" w:uiPriority="99"/>
-    <w:lsdException w:name="Note Heading" w:uiPriority="99"/>
-    <w:lsdException w:name="Body Text 2" w:uiPriority="99"/>
-    <w:lsdException w:name="Body Text 3" w:uiPriority="99"/>
-    <w:lsdException w:name="Body Text Indent 2" w:uiPriority="99"/>
-    <w:lsdException w:name="Body Text Indent 3" w:uiPriority="99"/>
-    <w:lsdException w:name="Block Text" w:uiPriority="99"/>
-    <w:lsdException w:name="Hyperlink" w:uiPriority="99"/>
-    <w:lsdException w:name="FollowedHyperlink" w:uiPriority="99"/>
-    <w:lsdException w:name="Strong" w:uiPriority="22" w:semiHidden="0" w:unhideWhenUsed="0" w:qFormat="1"/>
-    <w:lsdException w:name="Emphasis" w:uiPriority="20" w:semiHidden="0" w:unhideWhenUsed="0" w:qFormat="1"/>
-    <w:lsdException w:name="Document Map" w:uiPriority="99"/>
-    <w:lsdException w:name="Plain Text" w:uiPriority="99"/>
-    <w:lsdException w:name="E-mail Signature" w:uiPriority="99"/>
-    <w:lsdException w:name="Normal (Web)" w:uiPriority="99" w:qFormat="1"/>
-    <w:lsdException w:name="HTML Acronym" w:uiPriority="99"/>
-    <w:lsdException w:name="HTML Address" w:uiPriority="99"/>
-    <w:lsdException w:name="HTML Cite" w:uiPriority="99"/>
-    <w:lsdException w:name="HTML Code" w:uiPriority="99"/>
-    <w:lsdException w:name="HTML Definition" w:uiPriority="99"/>
-    <w:lsdException w:name="HTML Keyboard" w:uiPriority="99"/>
-    <w:lsdException w:name="HTML Preformatted" w:uiPriority="99"/>
-    <w:lsdException w:name="HTML Sample" w:uiPriority="99"/>
-    <w:lsdException w:name="HTML Typewriter" w:uiPriority="99"/>
-    <w:lsdException w:name="HTML Variable" w:uiPriority="99"/>
-    <w:lsdException w:name="Normal Table" w:uiPriority="99" w:qFormat="1"/>
-    <w:lsdException w:name="annotation subject" w:uiPriority="99"/>
-    <w:lsdException w:name="Table Simple 1" w:uiPriority="99"/>
-    <w:lsdException w:name="Table Simple 2" w:uiPriority="99"/>
-    <w:lsdException w:name="Table Simple 3" w:uiPriority="99"/>
-    <w:lsdException w:name="Table Classic 1" w:uiPriority="99"/>
-    <w:lsdException w:name="Table Classic 2" w:uiPriority="99"/>
-    <w:lsdException w:name="Table Classic 3" w:uiPriority="99"/>
-    <w:lsdException w:name="Table Classic 4" w:uiPriority="99"/>
-    <w:lsdException w:name="Table Colorful 1" w:uiPriority="99"/>
-    <w:lsdException w:name="Table Colorful 2" w:uiPriority="99"/>
-    <w:lsdException w:name="Table Colorful 3" w:uiPriority="99"/>
-    <w:lsdException w:name="Table Columns 1" w:uiPriority="99"/>
-    <w:lsdException w:name="Table Columns 2" w:uiPriority="99"/>
-    <w:lsdException w:name="Table Columns 3" w:uiPriority="99"/>
-    <w:lsdException w:name="Table Columns 4" w:uiPriority="99"/>
-    <w:lsdException w:name="Table Columns 5" w:uiPriority="99"/>
-    <w:lsdException w:name="Table Grid 1" w:uiPriority="99"/>
-    <w:lsdException w:name="Table Grid 2" w:uiPriority="99"/>
-    <w:lsdException w:name="Table Grid 3" w:uiPriority="99"/>
-    <w:lsdException w:name="Table Grid 4" w:uiPriority="99"/>
-    <w:lsdException w:name="Table Grid 5" w:uiPriority="99"/>
-    <w:lsdException w:name="Table Grid 6" w:uiPriority="99"/>
-    <w:lsdException w:name="Table Grid 7" w:uiPriority="99"/>
-    <w:lsdException w:name="Table Grid 8" w:uiPriority="99"/>
-    <w:lsdException w:name="Table List 1" w:uiPriority="99"/>
-    <w:lsdException w:name="Table List 2" w:uiPriority="99"/>
-    <w:lsdException w:name="Table List 3" w:uiPriority="99"/>
-    <w:lsdException w:name="Table List 4" w:uiPriority="99"/>
-    <w:lsdException w:name="Table List 5" w:uiPriority="99"/>
-    <w:lsdException w:name="Table List 6" w:uiPriority="99"/>
-    <w:lsdException w:name="Table List 7" w:uiPriority="99"/>
-    <w:lsdException w:name="Table List 8" w:uiPriority="99"/>
-    <w:lsdException w:name="Table 3D effects 1" w:uiPriority="99"/>
-    <w:lsdException w:name="Table 3D effects 2" w:uiPriority="99"/>
-    <w:lsdException w:name="Table 3D effects 3" w:uiPriority="99"/>
-    <w:lsdException w:name="Table Contemporary" w:uiPriority="99"/>
-    <w:lsdException w:name="Table Elegant" w:uiPriority="99"/>
-    <w:lsdException w:name="Table Professional" w:uiPriority="99"/>
-    <w:lsdException w:name="Table Subtle 1" w:uiPriority="99"/>
-    <w:lsdException w:name="Table Subtle 2" w:uiPriority="99"/>
-    <w:lsdException w:name="Table Web 1" w:uiPriority="99"/>
-    <w:lsdException w:name="Table Web 2" w:uiPriority="99"/>
-    <w:lsdException w:name="Table Web 3" w:uiPriority="99"/>
-    <w:lsdException w:name="Balloon Text" w:uiPriority="99"/>
-    <w:lsdException w:name="Table Grid" w:uiPriority="39" w:semiHidden="0" w:unhideWhenUsed="0"/>
-    <w:lsdException w:name="Table Theme" w:uiPriority="99"/>
-    <w:lsdException w:name="List Paragraph" w:uiPriority="0" w:semiHidden="0" w:unhideWhenUsed="0" w:qFormat="1"/>
+  <w:latentStyles w:count="260" w:defQFormat="0" w:defUnhideWhenUsed="1" w:defSemiHidden="1" w:defUIPriority="99" w:defLockedState="0">
+    <w:lsdException w:qFormat="1" w:unhideWhenUsed="0" w:uiPriority="0" w:semiHidden="0" w:name="Normal"/>
+    <w:lsdException w:qFormat="1" w:unhideWhenUsed="0" w:uiPriority="9" w:semiHidden="0" w:name="heading 1"/>
+    <w:lsdException w:qFormat="1" w:uiPriority="9" w:name="heading 2"/>
+    <w:lsdException w:qFormat="1" w:uiPriority="9" w:name="heading 3"/>
+    <w:lsdException w:qFormat="1" w:uiPriority="9" w:name="heading 4"/>
+    <w:lsdException w:qFormat="1" w:uiPriority="9" w:name="heading 5"/>
+    <w:lsdException w:qFormat="1" w:uiPriority="9" w:name="heading 6"/>
+    <w:lsdException w:qFormat="1" w:uiPriority="9" w:name="heading 7"/>
+    <w:lsdException w:qFormat="1" w:uiPriority="9" w:name="heading 8"/>
+    <w:lsdException w:qFormat="1" w:uiPriority="9" w:name="heading 9"/>
+    <w:lsdException w:uiPriority="99" w:name="index 1"/>
+    <w:lsdException w:uiPriority="99" w:name="index 2"/>
+    <w:lsdException w:uiPriority="99" w:name="index 3"/>
+    <w:lsdException w:uiPriority="99" w:name="index 4"/>
+    <w:lsdException w:uiPriority="99" w:name="index 5"/>
+    <w:lsdException w:uiPriority="99" w:name="index 6"/>
+    <w:lsdException w:uiPriority="99" w:name="index 7"/>
+    <w:lsdException w:uiPriority="99" w:name="index 8"/>
+    <w:lsdException w:uiPriority="99" w:name="index 9"/>
+    <w:lsdException w:uiPriority="39" w:name="toc 1"/>
+    <w:lsdException w:uiPriority="39" w:name="toc 2"/>
+    <w:lsdException w:uiPriority="39" w:name="toc 3"/>
+    <w:lsdException w:uiPriority="39" w:name="toc 4"/>
+    <w:lsdException w:uiPriority="39" w:name="toc 5"/>
+    <w:lsdException w:uiPriority="39" w:name="toc 6"/>
+    <w:lsdException w:uiPriority="39" w:name="toc 7"/>
+    <w:lsdException w:uiPriority="39" w:name="toc 8"/>
+    <w:lsdException w:uiPriority="39" w:name="toc 9"/>
+    <w:lsdException w:uiPriority="99" w:name="Normal Indent"/>
+    <w:lsdException w:uiPriority="99" w:name="footnote text"/>
+    <w:lsdException w:uiPriority="99" w:name="annotation text"/>
+    <w:lsdException w:qFormat="1" w:unhideWhenUsed="0" w:uiPriority="0" w:semiHidden="0" w:name="header"/>
+    <w:lsdException w:qFormat="1" w:unhideWhenUsed="0" w:uiPriority="0" w:semiHidden="0" w:name="footer"/>
+    <w:lsdException w:uiPriority="99" w:name="index heading"/>
+    <w:lsdException w:qFormat="1" w:unhideWhenUsed="0" w:uiPriority="0" w:semiHidden="0" w:name="caption"/>
+    <w:lsdException w:uiPriority="99" w:name="table of figures"/>
+    <w:lsdException w:uiPriority="99" w:name="envelope address"/>
+    <w:lsdException w:uiPriority="99" w:name="envelope return"/>
+    <w:lsdException w:uiPriority="99" w:name="footnote reference"/>
+    <w:lsdException w:uiPriority="99" w:name="annotation reference"/>
+    <w:lsdException w:uiPriority="99" w:name="line number"/>
+    <w:lsdException w:uiPriority="99" w:name="page number"/>
+    <w:lsdException w:uiPriority="99" w:name="endnote reference"/>
+    <w:lsdException w:uiPriority="99" w:name="endnote text"/>
+    <w:lsdException w:uiPriority="99" w:name="table of authorities"/>
+    <w:lsdException w:uiPriority="99" w:name="macro"/>
+    <w:lsdException w:uiPriority="99" w:name="toa heading"/>
+    <w:lsdException w:qFormat="1" w:unhideWhenUsed="0" w:uiPriority="0" w:semiHidden="0" w:name="List"/>
+    <w:lsdException w:uiPriority="99" w:name="List Bullet"/>
+    <w:lsdException w:uiPriority="99" w:name="List Number"/>
+    <w:lsdException w:uiPriority="99" w:name="List 2"/>
+    <w:lsdException w:uiPriority="99" w:name="List 3"/>
+    <w:lsdException w:uiPriority="99" w:name="List 4"/>
+    <w:lsdException w:uiPriority="99" w:name="List 5"/>
+    <w:lsdException w:uiPriority="99" w:name="List Bullet 2"/>
+    <w:lsdException w:uiPriority="99" w:name="List Bullet 3"/>
+    <w:lsdException w:uiPriority="99" w:name="List Bullet 4"/>
+    <w:lsdException w:uiPriority="99" w:name="List Bullet 5"/>
+    <w:lsdException w:uiPriority="99" w:name="List Number 2"/>
+    <w:lsdException w:uiPriority="99" w:name="List Number 3"/>
+    <w:lsdException w:uiPriority="99" w:name="List Number 4"/>
+    <w:lsdException w:uiPriority="99" w:name="List Number 5"/>
+    <w:lsdException w:qFormat="1" w:unhideWhenUsed="0" w:uiPriority="10" w:semiHidden="0" w:name="Title"/>
+    <w:lsdException w:uiPriority="99" w:name="Closing"/>
+    <w:lsdException w:uiPriority="99" w:name="Signature"/>
+    <w:lsdException w:qFormat="1" w:uiPriority="1" w:name="Default Paragraph Font"/>
+    <w:lsdException w:qFormat="1" w:unhideWhenUsed="0" w:uiPriority="0" w:semiHidden="0" w:name="Body Text"/>
+    <w:lsdException w:uiPriority="99" w:name="Body Text Indent"/>
+    <w:lsdException w:uiPriority="99" w:name="List Continue"/>
+    <w:lsdException w:uiPriority="99" w:name="List Continue 2"/>
+    <w:lsdException w:uiPriority="99" w:name="List Continue 3"/>
+    <w:lsdException w:uiPriority="99" w:name="List Continue 4"/>
+    <w:lsdException w:uiPriority="99" w:name="List Continue 5"/>
+    <w:lsdException w:uiPriority="99" w:name="Message Header"/>
+    <w:lsdException w:qFormat="1" w:unhideWhenUsed="0" w:uiPriority="11" w:semiHidden="0" w:name="Subtitle"/>
+    <w:lsdException w:uiPriority="99" w:name="Salutation"/>
+    <w:lsdException w:uiPriority="99" w:name="Date"/>
+    <w:lsdException w:uiPriority="99" w:name="Body Text First Indent"/>
+    <w:lsdException w:uiPriority="99" w:name="Body Text First Indent 2"/>
+    <w:lsdException w:uiPriority="99" w:name="Note Heading"/>
+    <w:lsdException w:uiPriority="99" w:name="Body Text 2"/>
+    <w:lsdException w:uiPriority="99" w:name="Body Text 3"/>
+    <w:lsdException w:uiPriority="99" w:name="Body Text Indent 2"/>
+    <w:lsdException w:uiPriority="99" w:name="Body Text Indent 3"/>
+    <w:lsdException w:uiPriority="99" w:name="Block Text"/>
+    <w:lsdException w:uiPriority="99" w:name="Hyperlink"/>
+    <w:lsdException w:uiPriority="99" w:name="FollowedHyperlink"/>
+    <w:lsdException w:qFormat="1" w:unhideWhenUsed="0" w:uiPriority="22" w:semiHidden="0" w:name="Strong"/>
+    <w:lsdException w:qFormat="1" w:unhideWhenUsed="0" w:uiPriority="20" w:semiHidden="0" w:name="Emphasis"/>
+    <w:lsdException w:uiPriority="99" w:name="Document Map"/>
+    <w:lsdException w:uiPriority="99" w:name="Plain Text"/>
+    <w:lsdException w:uiPriority="99" w:name="E-mail Signature"/>
+    <w:lsdException w:qFormat="1" w:uiPriority="99" w:name="Normal (Web)"/>
+    <w:lsdException w:uiPriority="99" w:name="HTML Acronym"/>
+    <w:lsdException w:uiPriority="99" w:name="HTML Address"/>
+    <w:lsdException w:uiPriority="99" w:name="HTML Cite"/>
+    <w:lsdException w:uiPriority="99" w:name="HTML Code"/>
+    <w:lsdException w:uiPriority="99" w:name="HTML Definition"/>
+    <w:lsdException w:uiPriority="99" w:name="HTML Keyboard"/>
+    <w:lsdException w:uiPriority="99" w:name="HTML Preformatted"/>
+    <w:lsdException w:uiPriority="99" w:name="HTML Sample"/>
+    <w:lsdException w:uiPriority="99" w:name="HTML Typewriter"/>
+    <w:lsdException w:uiPriority="99" w:name="HTML Variable"/>
+    <w:lsdException w:qFormat="1" w:uiPriority="99" w:name="Normal Table"/>
+    <w:lsdException w:uiPriority="99" w:name="annotation subject"/>
+    <w:lsdException w:uiPriority="99" w:name="Table Simple 1"/>
+    <w:lsdException w:uiPriority="99" w:name="Table Simple 2"/>
+    <w:lsdException w:uiPriority="99" w:name="Table Simple 3"/>
+    <w:lsdException w:uiPriority="99" w:name="Table Classic 1"/>
+    <w:lsdException w:uiPriority="99" w:name="Table Classic 2"/>
+    <w:lsdException w:uiPriority="99" w:name="Table Classic 3"/>
+    <w:lsdException w:uiPriority="99" w:name="Table Classic 4"/>
+    <w:lsdException w:uiPriority="99" w:name="Table Colorful 1"/>
+    <w:lsdException w:uiPriority="99" w:name="Table Colorful 2"/>
+    <w:lsdException w:uiPriority="99" w:name="Table Colorful 3"/>
+    <w:lsdException w:uiPriority="99" w:name="Table Columns 1"/>
+    <w:lsdException w:uiPriority="99" w:name="Table Columns 2"/>
+    <w:lsdException w:uiPriority="99" w:name="Table Columns 3"/>
+    <w:lsdException w:uiPriority="99" w:name="Table Columns 4"/>
+    <w:lsdException w:uiPriority="99" w:name="Table Columns 5"/>
+    <w:lsdException w:uiPriority="99" w:name="Table Grid 1"/>
+    <w:lsdException w:uiPriority="99" w:name="Table Grid 2"/>
+    <w:lsdException w:uiPriority="99" w:name="Table Grid 3"/>
+    <w:lsdException w:uiPriority="99" w:name="Table Grid 4"/>
+    <w:lsdException w:uiPriority="99" w:name="Table Grid 5"/>
+    <w:lsdException w:uiPriority="99" w:name="Table Grid 6"/>
+    <w:lsdException w:uiPriority="99" w:name="Table Grid 7"/>
+    <w:lsdException w:uiPriority="99" w:name="Table Grid 8"/>
+    <w:lsdException w:uiPriority="99" w:name="Table List 1"/>
+    <w:lsdException w:uiPriority="99" w:name="Table List 2"/>
+    <w:lsdException w:uiPriority="99" w:name="Table List 3"/>
+    <w:lsdException w:uiPriority="99" w:name="Table List 4"/>
+    <w:lsdException w:uiPriority="99" w:name="Table List 5"/>
+    <w:lsdException w:uiPriority="99" w:name="Table List 6"/>
+    <w:lsdException w:uiPriority="99" w:name="Table List 7"/>
+    <w:lsdException w:uiPriority="99" w:name="Table List 8"/>
+    <w:lsdException w:uiPriority="99" w:name="Table 3D effects 1"/>
+    <w:lsdException w:uiPriority="99" w:name="Table 3D effects 2"/>
+    <w:lsdException w:uiPriority="99" w:name="Table 3D effects 3"/>
+    <w:lsdException w:uiPriority="99" w:name="Table Contemporary"/>
+    <w:lsdException w:uiPriority="99" w:name="Table Elegant"/>
+    <w:lsdException w:uiPriority="99" w:name="Table Professional"/>
+    <w:lsdException w:uiPriority="99" w:name="Table Subtle 1"/>
+    <w:lsdException w:uiPriority="99" w:name="Table Subtle 2"/>
+    <w:lsdException w:uiPriority="99" w:name="Table Web 1"/>
+    <w:lsdException w:uiPriority="99" w:name="Table Web 2"/>
+    <w:lsdException w:uiPriority="99" w:name="Table Web 3"/>
+    <w:lsdException w:uiPriority="99" w:name="Balloon Text"/>
+    <w:lsdException w:unhideWhenUsed="0" w:uiPriority="39" w:semiHidden="0" w:name="Table Grid"/>
+    <w:lsdException w:uiPriority="99" w:name="Table Theme"/>
+    <w:lsdException w:qFormat="1" w:unhideWhenUsed="0" w:uiPriority="0" w:semiHidden="0" w:name="List Paragraph"/>
   </w:latentStyles>
-  <w:style w:type="paragraph" w:styleId="Normal" w:default="1">
+  <w:style w:type="paragraph" w:default="1" w:styleId="1">
     <w:name w:val="Normal"/>
+    <w:qFormat/>
     <w:uiPriority w:val="0"/>
-    <w:qFormat/>
     <w:pPr>
       <w:widowControl/>
-      <w:suppressAutoHyphens w:val="true"/>
+      <w:suppressAutoHyphens/>
       <w:bidi w:val="0"/>
-      <w:spacing w:lineRule="auto" w:line="288" w:before="0" w:after="200"/>
+      <w:spacing w:before="0" w:after="200" w:line="288" w:lineRule="auto"/>
       <w:jc w:val="left"/>
     </w:pPr>
     <w:rPr>
@@ -2446,93 +2482,33 @@
       <w:lang w:val="es-AR" w:eastAsia="es-AR" w:bidi="ar-SA"/>
     </w:rPr>
   </w:style>
-  <w:style w:type="character" w:styleId="DefaultParagraphFont" w:default="1">
+  <w:style w:type="character" w:default="1" w:styleId="2">
     <w:name w:val="Default Paragraph Font"/>
-    <w:uiPriority w:val="1"/>
     <w:semiHidden/>
     <w:unhideWhenUsed/>
     <w:qFormat/>
-    <w:rPr/>
+    <w:uiPriority w:val="1"/>
   </w:style>
-  <w:style w:type="character" w:styleId="HeaderChar" w:customStyle="1">
-    <w:name w:val="Header Char"/>
-    <w:basedOn w:val="DefaultParagraphFont"/>
-    <w:link w:val="Header"/>
+  <w:style w:type="table" w:default="1" w:styleId="3">
+    <w:name w:val="Normal Table"/>
+    <w:semiHidden/>
+    <w:unhideWhenUsed/>
+    <w:qFormat/>
+    <w:uiPriority w:val="99"/>
+    <w:tblPr>
+      <w:tblCellMar>
+        <w:top w:w="0" w:type="dxa"/>
+        <w:left w:w="108" w:type="dxa"/>
+        <w:bottom w:w="0" w:type="dxa"/>
+        <w:right w:w="108" w:type="dxa"/>
+      </w:tblCellMar>
+    </w:tblPr>
+  </w:style>
+  <w:style w:type="paragraph" w:styleId="4">
+    <w:name w:val="caption"/>
+    <w:basedOn w:val="1"/>
+    <w:qFormat/>
     <w:uiPriority w:val="0"/>
-    <w:qFormat/>
-    <w:rPr>
-      <w:rFonts w:eastAsia="Calibri"/>
-      <w:sz w:val="21"/>
-      <w:szCs w:val="21"/>
-      <w:lang w:eastAsia="es-AR"/>
-    </w:rPr>
-  </w:style>
-  <w:style w:type="character" w:styleId="FooterChar" w:customStyle="1">
-    <w:name w:val="Footer Char"/>
-    <w:basedOn w:val="DefaultParagraphFont"/>
-    <w:link w:val="Footer"/>
-    <w:uiPriority w:val="0"/>
-    <w:qFormat/>
-    <w:rPr>
-      <w:rFonts w:eastAsia="Calibri"/>
-      <w:sz w:val="21"/>
-      <w:szCs w:val="21"/>
-      <w:lang w:eastAsia="es-AR"/>
-    </w:rPr>
-  </w:style>
-  <w:style w:type="character" w:styleId="normaltextrun" w:customStyle="1">
-    <w:name w:val="normaltextrun"/>
-    <w:basedOn w:val="DefaultParagraphFont"/>
-    <w:uiPriority w:val="0"/>
-    <w:qFormat/>
-    <w:rPr/>
-  </w:style>
-  <w:style w:type="character" w:styleId="Smbolosdenumeracin" w:customStyle="1">
-    <w:name w:val="Símbolos de numeración"/>
-    <w:uiPriority w:val="0"/>
-    <w:qFormat/>
-    <w:rPr/>
-  </w:style>
-  <w:style w:type="paragraph" w:styleId="Heading">
-    <w:name w:val="Heading"/>
-    <w:basedOn w:val="Normal"/>
-    <w:next w:val="BodyText"/>
-    <w:qFormat/>
-    <w:pPr>
-      <w:keepNext w:val="true"/>
-      <w:spacing w:before="240" w:after="120"/>
-    </w:pPr>
-    <w:rPr>
-      <w:rFonts w:ascii="Liberation Sans" w:hAnsi="Liberation Sans" w:eastAsia="Noto Sans CJK SC" w:cs="Noto Sans Devanagari"/>
-      <w:sz w:val="28"/>
-      <w:szCs w:val="28"/>
-    </w:rPr>
-  </w:style>
-  <w:style w:type="paragraph" w:styleId="BodyText">
-    <w:name w:val="Body Text"/>
-    <w:basedOn w:val="Normal"/>
-    <w:uiPriority w:val="0"/>
-    <w:qFormat/>
-    <w:pPr>
-      <w:spacing w:lineRule="auto" w:line="276" w:before="0" w:after="140"/>
-    </w:pPr>
-    <w:rPr/>
-  </w:style>
-  <w:style w:type="paragraph" w:styleId="List">
-    <w:name w:val="List"/>
-    <w:basedOn w:val="BodyText"/>
-    <w:uiPriority w:val="0"/>
-    <w:qFormat/>
-    <w:pPr/>
-    <w:rPr>
-      <w:rFonts w:cs="Lohit Devanagari"/>
-    </w:rPr>
-  </w:style>
-  <w:style w:type="paragraph" w:styleId="Caption">
-    <w:name w:val="Caption"/>
-    <w:basedOn w:val="Normal"/>
-    <w:uiPriority w:val="0"/>
-    <w:qFormat/>
     <w:pPr>
       <w:suppressLineNumbers/>
       <w:spacing w:before="120" w:after="120"/>
@@ -2545,48 +2521,47 @@
       <w:szCs w:val="24"/>
     </w:rPr>
   </w:style>
-  <w:style w:type="paragraph" w:styleId="Index">
-    <w:name w:val="Index"/>
-    <w:basedOn w:val="Normal"/>
+  <w:style w:type="paragraph" w:styleId="5">
+    <w:name w:val="header"/>
+    <w:basedOn w:val="1"/>
+    <w:link w:val="11"/>
     <w:qFormat/>
+    <w:uiPriority w:val="0"/>
     <w:pPr>
-      <w:suppressLineNumbers/>
+      <w:tabs>
+        <w:tab w:val="center" w:pos="4419"/>
+        <w:tab w:val="right" w:pos="8838"/>
+      </w:tabs>
+      <w:spacing w:before="0" w:after="0" w:line="240" w:lineRule="auto"/>
     </w:pPr>
+  </w:style>
+  <w:style w:type="paragraph" w:styleId="6">
+    <w:name w:val="List"/>
+    <w:basedOn w:val="7"/>
+    <w:qFormat/>
+    <w:uiPriority w:val="0"/>
     <w:rPr>
-      <w:rFonts w:cs="Noto Sans Devanagari"/>
+      <w:rFonts w:cs="Lohit Devanagari"/>
     </w:rPr>
   </w:style>
-  <w:style w:type="paragraph" w:styleId="HeaderandFooter">
-    <w:name w:val="Header and Footer"/>
-    <w:basedOn w:val="Normal"/>
+  <w:style w:type="paragraph" w:styleId="7">
+    <w:name w:val="Body Text"/>
+    <w:basedOn w:val="1"/>
     <w:qFormat/>
-    <w:pPr/>
-    <w:rPr/>
+    <w:uiPriority w:val="0"/>
+    <w:pPr>
+      <w:spacing w:before="0" w:after="140" w:line="276" w:lineRule="auto"/>
+    </w:pPr>
   </w:style>
-  <w:style w:type="paragraph" w:styleId="Header">
-    <w:name w:val="Header"/>
-    <w:basedOn w:val="Normal"/>
-    <w:link w:val="HeaderChar"/>
-    <w:uiPriority w:val="0"/>
-    <w:qFormat/>
-    <w:pPr>
-      <w:tabs>
-        <w:tab w:val="clear" w:pos="708"/>
-        <w:tab w:val="center" w:pos="4419" w:leader="none"/>
-        <w:tab w:val="right" w:pos="8838" w:leader="none"/>
-      </w:tabs>
-      <w:spacing w:lineRule="auto" w:line="240" w:before="0" w:after="0"/>
-    </w:pPr>
-    <w:rPr/>
-  </w:style>
-  <w:style w:type="paragraph" w:styleId="NormalWeb">
+  <w:style w:type="paragraph" w:styleId="8">
     <w:name w:val="Normal (Web)"/>
-    <w:uiPriority w:val="99"/>
     <w:semiHidden/>
     <w:unhideWhenUsed/>
     <w:qFormat/>
+    <w:uiPriority w:val="99"/>
     <w:pPr>
       <w:widowControl/>
+      <w:suppressAutoHyphens/>
       <w:bidi w:val="0"/>
       <w:spacing w:beforeAutospacing="1" w:afterAutospacing="1"/>
       <w:ind w:left="0" w:right="0"/>
@@ -2601,30 +2576,28 @@
       <w:lang w:val="en-US" w:eastAsia="zh-CN" w:bidi="ar-SA"/>
     </w:rPr>
   </w:style>
-  <w:style w:type="paragraph" w:styleId="Footer">
-    <w:name w:val="Footer"/>
-    <w:basedOn w:val="Normal"/>
-    <w:link w:val="FooterChar"/>
+  <w:style w:type="paragraph" w:styleId="9">
+    <w:name w:val="footer"/>
+    <w:basedOn w:val="1"/>
+    <w:link w:val="12"/>
+    <w:qFormat/>
     <w:uiPriority w:val="0"/>
-    <w:qFormat/>
     <w:pPr>
       <w:tabs>
-        <w:tab w:val="clear" w:pos="708"/>
-        <w:tab w:val="center" w:pos="4419" w:leader="none"/>
-        <w:tab w:val="right" w:pos="8838" w:leader="none"/>
+        <w:tab w:val="center" w:pos="4419"/>
+        <w:tab w:val="right" w:pos="8838"/>
       </w:tabs>
-      <w:spacing w:lineRule="auto" w:line="240" w:before="0" w:after="0"/>
+      <w:spacing w:before="0" w:after="0" w:line="240" w:lineRule="auto"/>
     </w:pPr>
-    <w:rPr/>
   </w:style>
-  <w:style w:type="paragraph" w:styleId="Title">
+  <w:style w:type="paragraph" w:styleId="10">
     <w:name w:val="Title"/>
-    <w:basedOn w:val="Normal"/>
-    <w:next w:val="BodyText"/>
+    <w:basedOn w:val="1"/>
+    <w:next w:val="7"/>
+    <w:qFormat/>
     <w:uiPriority w:val="10"/>
-    <w:qFormat/>
     <w:pPr>
-      <w:keepNext w:val="true"/>
+      <w:keepNext/>
       <w:spacing w:before="240" w:after="120"/>
     </w:pPr>
     <w:rPr>
@@ -2633,14 +2606,85 @@
       <w:szCs w:val="28"/>
     </w:rPr>
   </w:style>
-  <w:style w:type="paragraph" w:styleId="Ttulo1" w:customStyle="1">
+  <w:style w:type="character" w:customStyle="1" w:styleId="11">
+    <w:name w:val="Header Char"/>
+    <w:basedOn w:val="2"/>
+    <w:link w:val="5"/>
+    <w:qFormat/>
+    <w:uiPriority w:val="0"/>
+    <w:rPr>
+      <w:rFonts w:eastAsia="Calibri"/>
+      <w:sz w:val="21"/>
+      <w:szCs w:val="21"/>
+      <w:lang w:eastAsia="es-AR"/>
+    </w:rPr>
+  </w:style>
+  <w:style w:type="character" w:customStyle="1" w:styleId="12">
+    <w:name w:val="Footer Char"/>
+    <w:basedOn w:val="2"/>
+    <w:link w:val="9"/>
+    <w:qFormat/>
+    <w:uiPriority w:val="0"/>
+    <w:rPr>
+      <w:rFonts w:eastAsia="Calibri"/>
+      <w:sz w:val="21"/>
+      <w:szCs w:val="21"/>
+      <w:lang w:eastAsia="es-AR"/>
+    </w:rPr>
+  </w:style>
+  <w:style w:type="character" w:customStyle="1" w:styleId="13">
+    <w:name w:val="normaltextrun"/>
+    <w:basedOn w:val="2"/>
+    <w:qFormat/>
+    <w:uiPriority w:val="0"/>
+  </w:style>
+  <w:style w:type="character" w:customStyle="1" w:styleId="14">
+    <w:name w:val="Símbolos de numeración"/>
+    <w:qFormat/>
+    <w:uiPriority w:val="0"/>
+  </w:style>
+  <w:style w:type="paragraph" w:customStyle="1" w:styleId="15">
+    <w:name w:val="Heading"/>
+    <w:basedOn w:val="1"/>
+    <w:next w:val="7"/>
+    <w:qFormat/>
+    <w:uiPriority w:val="0"/>
+    <w:pPr>
+      <w:keepNext/>
+      <w:spacing w:before="240" w:after="120"/>
+    </w:pPr>
+    <w:rPr>
+      <w:rFonts w:ascii="Liberation Sans" w:hAnsi="Liberation Sans" w:eastAsia="Noto Sans CJK SC" w:cs="Noto Sans Devanagari"/>
+      <w:sz w:val="28"/>
+      <w:szCs w:val="28"/>
+    </w:rPr>
+  </w:style>
+  <w:style w:type="paragraph" w:customStyle="1" w:styleId="16">
+    <w:name w:val="Index"/>
+    <w:basedOn w:val="1"/>
+    <w:qFormat/>
+    <w:uiPriority w:val="0"/>
+    <w:pPr>
+      <w:suppressLineNumbers/>
+    </w:pPr>
+    <w:rPr>
+      <w:rFonts w:cs="Noto Sans Devanagari"/>
+    </w:rPr>
+  </w:style>
+  <w:style w:type="paragraph" w:customStyle="1" w:styleId="17">
+    <w:name w:val="Header and Footer"/>
+    <w:basedOn w:val="1"/>
+    <w:qFormat/>
+    <w:uiPriority w:val="0"/>
+  </w:style>
+  <w:style w:type="paragraph" w:customStyle="1" w:styleId="18">
     <w:name w:val="Título1"/>
-    <w:basedOn w:val="Normal"/>
-    <w:next w:val="BodyText"/>
+    <w:basedOn w:val="1"/>
+    <w:next w:val="7"/>
+    <w:qFormat/>
     <w:uiPriority w:val="0"/>
-    <w:qFormat/>
     <w:pPr>
-      <w:keepNext w:val="true"/>
+      <w:keepNext/>
       <w:spacing w:before="240" w:after="120"/>
     </w:pPr>
     <w:rPr>
@@ -2649,11 +2693,11 @@
       <w:szCs w:val="28"/>
     </w:rPr>
   </w:style>
-  <w:style w:type="paragraph" w:styleId="ndice" w:customStyle="1">
+  <w:style w:type="paragraph" w:customStyle="1" w:styleId="19">
     <w:name w:val="Índice"/>
-    <w:basedOn w:val="Normal"/>
+    <w:basedOn w:val="1"/>
+    <w:qFormat/>
     <w:uiPriority w:val="0"/>
-    <w:qFormat/>
     <w:pPr>
       <w:suppressLineNumbers/>
     </w:pPr>
@@ -2661,91 +2705,72 @@
       <w:rFonts w:cs="Lohit Devanagari"/>
     </w:rPr>
   </w:style>
-  <w:style w:type="paragraph" w:styleId="ListParagraph">
+  <w:style w:type="paragraph" w:styleId="20">
     <w:name w:val="List Paragraph"/>
-    <w:basedOn w:val="Normal"/>
+    <w:basedOn w:val="1"/>
+    <w:qFormat/>
     <w:uiPriority w:val="0"/>
-    <w:qFormat/>
     <w:pPr>
       <w:spacing w:before="0" w:after="200"/>
       <w:ind w:left="720"/>
       <w:contextualSpacing/>
     </w:pPr>
-    <w:rPr/>
   </w:style>
-  <w:style w:type="paragraph" w:styleId="Cabeceraypie" w:customStyle="1">
+  <w:style w:type="paragraph" w:customStyle="1" w:styleId="21">
     <w:name w:val="Cabecera y pie"/>
-    <w:basedOn w:val="Normal"/>
+    <w:basedOn w:val="1"/>
+    <w:qFormat/>
     <w:uiPriority w:val="0"/>
+  </w:style>
+  <w:style w:type="paragraph" w:customStyle="1" w:styleId="22">
+    <w:name w:val="Contenido de la tabla"/>
+    <w:basedOn w:val="1"/>
     <w:qFormat/>
-    <w:pPr/>
-    <w:rPr/>
-  </w:style>
-  <w:style w:type="paragraph" w:styleId="Contenidodelatabla" w:customStyle="1">
-    <w:name w:val="Contenido de la tabla"/>
-    <w:basedOn w:val="Normal"/>
     <w:uiPriority w:val="0"/>
-    <w:qFormat/>
     <w:pPr>
-      <w:widowControl w:val="false"/>
+      <w:widowControl w:val="0"/>
       <w:suppressLineNumbers/>
     </w:pPr>
-    <w:rPr/>
-  </w:style>
-  <w:style w:type="table" w:default="1" w:styleId="3">
-    <w:name w:val="Normal Table"/>
-    <w:uiPriority w:val="99"/>
-    <w:semiHidden/>
-    <w:unhideWhenUsed/>
-    <w:qFormat/>
-    <w:tblPr>
-      <w:tblCellMar>
-        <w:top w:w="0" w:type="dxa"/>
-        <w:left w:w="108" w:type="dxa"/>
-        <w:bottom w:w="0" w:type="dxa"/>
-        <w:right w:w="108" w:type="dxa"/>
-      </w:tblCellMar>
-    </w:tblPr>
   </w:style>
 </w:styles>
 </file>
 
 <file path=word/theme/theme1.xml><?xml version="1.0" encoding="utf-8"?>
-<a:theme xmlns:a="http://schemas.openxmlformats.org/drawingml/2006/main" xmlns:r="http://schemas.openxmlformats.org/officeDocument/2006/relationships" name="Tema de Office">
+<a:theme xmlns:a="http://schemas.openxmlformats.org/drawingml/2006/main" name="Tema de Office">
   <a:themeElements>
     <a:clrScheme name="Office">
       <a:dk1>
         <a:srgbClr val="000000"/>
       </a:dk1>
       <a:lt1>
-        <a:srgbClr val="ffffff"/>
+        <a:srgbClr val="FFFFFF"/>
       </a:lt1>
       <a:dk2>
-        <a:srgbClr val="1f497d"/>
+        <a:srgbClr val="1F497D"/>
       </a:dk2>
       <a:lt2>
-        <a:srgbClr val="eeece1"/>
+        <a:srgbClr val="EEECE1"/>
       </a:lt2>
       <a:accent1>
-        <a:srgbClr val="4f81bd"/>
+        <a:srgbClr val="4F81BD"/>
       </a:accent1>
       <a:accent2>
-        <a:srgbClr val="c0504d"/>
+        <a:srgbClr val="C0504D"/>
       </a:accent2>
       <a:accent3>
-        <a:srgbClr val="9bbb59"/>
+        <a:srgbClr val="9BBB59"/>
       </a:accent3>
       <a:accent4>
-        <a:srgbClr val="8064a2"/>
+        <a:srgbClr val="8064A2"/>
       </a:accent4>
       <a:accent5>
-        <a:srgbClr val="4bacc6"/>
+        <a:srgbClr val="4BACC6"/>
       </a:accent5>
       <a:accent6>
-        <a:srgbClr val="f79646"/>
+        <a:srgbClr val="F79646"/>
       </a:accent6>
       <a:hlink>
-        <a:srgbClr val="0000ff"/>
+        <a:srgbClr val="0000FF"/>
       </a:hlink>
       <a:folHlink>
         <a:srgbClr val="800080"/>
@@ -2753,17 +2778,17 @@
     </a:clrScheme>
     <a:fontScheme name="Office">
       <a:majorFont>
-        <a:latin typeface="Arial" pitchFamily="0" charset="1"/>
-        <a:ea typeface="DejaVu Sans" pitchFamily="0" charset="1"/>
-        <a:cs typeface="DejaVu Sans" pitchFamily="0" charset="1"/>
+        <a:latin typeface="Arial"/>
+        <a:ea typeface="DejaVu Sans"/>
+        <a:cs typeface="DejaVu Sans"/>
       </a:majorFont>
       <a:minorFont>
-        <a:latin typeface="Arial" pitchFamily="0" charset="1"/>
-        <a:ea typeface="DejaVu Sans" pitchFamily="0" charset="1"/>
-        <a:cs typeface="DejaVu Sans" pitchFamily="0" charset="1"/>
+        <a:latin typeface="Arial"/>
+        <a:ea typeface="DejaVu Sans"/>
+        <a:cs typeface="DejaVu Sans"/>
       </a:minorFont>
     </a:fontScheme>
-    <a:fmtScheme>
+    <a:fmtScheme name="">
       <a:fillStyleLst>
         <a:solidFill>
           <a:schemeClr val="phClr"/>
@@ -2813,25 +2838,11 @@
       </a:bgFillStyleLst>
     </a:fmtScheme>
   </a:themeElements>
+  <a:objectDefaults/>
 </a:theme>
 </file>
 
 <file path=customXml/item1.xml><?xml version="1.0" encoding="utf-8"?>
-<p:properties xmlns:p="http://schemas.microsoft.com/office/2006/metadata/properties" xmlns:xsi="http://www.w3.org/2001/XMLSchema-instance" xmlns:pc="http://schemas.microsoft.com/office/infopath/2007/PartnerControls">
-  <documentManagement/>
-</p:properties>
-</file>
-
-<file path=customXml/item2.xml><?xml version="1.0" encoding="utf-8"?>
-<?mso-contentType ?>
-<FormTemplates xmlns="http://schemas.microsoft.com/sharepoint/v3/contenttype/forms">
-  <Display>DocumentLibraryForm</Display>
-  <Edit>DocumentLibraryForm</Edit>
-  <New>DocumentLibraryForm</New>
-</FormTemplates>
-</file>
-
-<file path=customXml/item3.xml><?xml version="1.0" encoding="utf-8"?>
 <s:customData xmlns="http://www.wps.cn/officeDocument/2013/wpsCustomData" xmlns:s="http://www.wps.cn/officeDocument/2013/wpsCustomData">
   <customSectProps/>
   <customShpExts>
@@ -2840,7 +2851,7 @@
 </s:customData>
 </file>
 
-<file path=customXml/item4.xml><?xml version="1.0" encoding="utf-8"?>
+<file path=customXml/item2.xml><?xml version="1.0" encoding="utf-8"?>
 <ct:contentTypeSchema xmlns:ct="http://schemas.microsoft.com/office/2006/metadata/contentType" xmlns:ma="http://schemas.microsoft.com/office/2006/metadata/properties/metaAttributes" ct:_="" ma:_="" ma:contentTypeName="Documento" ma:contentTypeID="0x0101002E0A30BDBBD87047A4A56B849D40EE3A" ma:contentTypeVersion="0" ma:contentTypeDescription="Crear nuevo documento." ma:contentTypeScope="" ma:versionID="29e618272a5e25c2a03f54d0b20982da">
   <xsd:schema xmlns:xsd="http://www.w3.org/2001/XMLSchema" xmlns:xs="http://www.w3.org/2001/XMLSchema" xmlns:p="http://schemas.microsoft.com/office/2006/metadata/properties" targetNamespace="http://schemas.microsoft.com/office/2006/metadata/properties" ma:root="true" ma:fieldsID="6f811a6767019e7426d133b423302158">
     <xsd:element name="properties">
@@ -2954,19 +2965,22 @@
 </ct:contentTypeSchema>
 </file>
 
-<file path=customXml/itemProps1.xml><?xml version="1.0" encoding="utf-8"?>
-<ds:datastoreItem xmlns:ds="http://schemas.openxmlformats.org/officeDocument/2006/customXml" ds:itemID="{3235D19B-92AA-40D1-A250-F0977FEF6321}">
-  <ds:schemaRefs/>
-</ds:datastoreItem>
+<file path=customXml/item3.xml><?xml version="1.0" encoding="utf-8"?>
+<?mso-contentType ?>
+<FormTemplates xmlns="http://schemas.microsoft.com/sharepoint/v3/contenttype/forms">
+  <Display>DocumentLibraryForm</Display>
+  <Edit>DocumentLibraryForm</Edit>
+  <New>DocumentLibraryForm</New>
+</FormTemplates>
 </file>
 
-<file path=customXml/itemProps2.xml><?xml version="1.0" encoding="utf-8"?>
-<ds:datastoreItem xmlns:ds="http://schemas.openxmlformats.org/officeDocument/2006/customXml" ds:itemID="{67E9B3C8-8EB5-4E4C-ADEE-70B6197AA4AD}">
-  <ds:schemaRefs/>
-</ds:datastoreItem>
+<file path=customXml/item4.xml><?xml version="1.0" encoding="utf-8"?>
+<p:properties xmlns:p="http://schemas.microsoft.com/office/2006/metadata/properties" xmlns:xsi="http://www.w3.org/2001/XMLSchema-instance" xmlns:pc="http://schemas.microsoft.com/office/infopath/2007/PartnerControls">
+  <documentManagement/>
+</p:properties>
 </file>
 
-<file path=customXml/itemProps3.xml><?xml version="1.0" encoding="utf-8"?>
+<file path=customXml/itemProps1.xml><?xml version="1.0" encoding="utf-8"?>
 <ds:datastoreItem xmlns:ds="http://schemas.openxmlformats.org/officeDocument/2006/customXml" ds:itemID="{B1977F7D-205B-4081-913C-38D41E755F92}">
   <ds:schemaRefs>
     <ds:schemaRef ds:uri="http://www.wps.cn/officeDocument/2013/wpsCustomData"/>
@@ -2974,8 +2988,20 @@
 </ds:datastoreItem>
 </file>
 
-<file path=customXml/itemProps4.xml><?xml version="1.0" encoding="utf-8"?>
+<file path=customXml/itemProps2.xml><?xml version="1.0" encoding="utf-8"?>
 <ds:datastoreItem xmlns:ds="http://schemas.openxmlformats.org/officeDocument/2006/customXml" ds:itemID="{CD15B3DF-7EC2-4C1E-984B-BE8A2354B205}">
   <ds:schemaRefs/>
 </ds:datastoreItem>
+</file>
+
+<file path=customXml/itemProps3.xml><?xml version="1.0" encoding="utf-8"?>
+<ds:datastoreItem xmlns:ds="http://schemas.openxmlformats.org/officeDocument/2006/customXml" ds:itemID="{67E9B3C8-8EB5-4E4C-ADEE-70B6197AA4AD}">
+  <ds:schemaRefs/>
+</ds:datastoreItem>
+</file>
+
+<file path=customXml/itemProps4.xml><?xml version="1.0" encoding="utf-8"?>
+<ds:datastoreItem xmlns:ds="http://schemas.openxmlformats.org/officeDocument/2006/customXml" ds:itemID="{3235D19B-92AA-40D1-A250-F0977FEF6321}">
+  <ds:schemaRefs/>
+</ds:datastoreItem>
 </file>